--- a/lessons/6-4/readiness/practice.docx
+++ b/lessons/6-4/readiness/practice.docx
@@ -86,7 +86,1259 @@
     </w:p>
     <w:p>
       <w:pPr>
-        <w:spacing w:after="120" w:before="0"/>
+        <w:spacing w:after="60" w:before="120"/>
+      </w:pPr>
+      <w:r>
+        <w:rPr>
+          <w:b/>
+          <w:bCs/>
+          <w:color w:val="0F2B3C"/>
+          <w:sz w:val="24"/>
+          <w:szCs w:val="24"/>
+        </w:rPr>
+        <w:t xml:space="preserve">Vocabulary Anchor Box</w:t>
+      </w:r>
+    </w:p>
+    <w:tbl>
+      <w:tblPr>
+        <w:tblW w:type="dxa" w:w="9360"/>
+        <w:tblBorders>
+          <w:top w:val="single" w:color="C7D2DD" w:sz="6"/>
+          <w:left w:val="single" w:color="C7D2DD" w:sz="6"/>
+          <w:bottom w:val="single" w:color="C7D2DD" w:sz="6"/>
+          <w:right w:val="single" w:color="C7D2DD" w:sz="6"/>
+          <w:insideH w:val="single" w:color="C7D2DD" w:sz="6"/>
+          <w:insideV w:val="single" w:color="C7D2DD" w:sz="6"/>
+        </w:tblBorders>
+      </w:tblPr>
+      <w:tblGrid>
+        <w:gridCol w:w="1800"/>
+        <w:gridCol w:w="3160"/>
+        <w:gridCol w:w="2200"/>
+        <w:gridCol w:w="2200"/>
+      </w:tblGrid>
+      <w:tr>
+        <w:trPr>
+          <w:cantSplit/>
+          <w:tblHeader/>
+        </w:trPr>
+        <w:tc>
+          <w:tcPr>
+            <w:tcW w:type="dxa" w:w="1800"/>
+            <w:shd w:fill="EEF4F8" w:color="auto" w:val="clear"/>
+            <w:tcMar>
+              <w:top w:type="dxa" w:w="60"/>
+              <w:left w:type="dxa" w:w="100"/>
+              <w:bottom w:type="dxa" w:w="60"/>
+              <w:right w:type="dxa" w:w="100"/>
+            </w:tcMar>
+          </w:tcPr>
+          <w:p>
+            <w:pPr>
+              <w:spacing w:after="0" w:before="0"/>
+            </w:pPr>
+            <w:r>
+              <w:rPr>
+                <w:b/>
+                <w:bCs/>
+                <w:color w:val="0F2B3C"/>
+                <w:sz w:val="18"/>
+                <w:szCs w:val="18"/>
+              </w:rPr>
+              <w:t xml:space="preserve">Concept Term</w:t>
+            </w:r>
+          </w:p>
+        </w:tc>
+        <w:tc>
+          <w:tcPr>
+            <w:tcW w:type="dxa" w:w="3160"/>
+            <w:shd w:fill="EEF4F8" w:color="auto" w:val="clear"/>
+            <w:tcMar>
+              <w:top w:type="dxa" w:w="60"/>
+              <w:left w:type="dxa" w:w="100"/>
+              <w:bottom w:type="dxa" w:w="60"/>
+              <w:right w:type="dxa" w:w="100"/>
+            </w:tcMar>
+          </w:tcPr>
+          <w:p>
+            <w:pPr>
+              <w:spacing w:after="0" w:before="0"/>
+            </w:pPr>
+            <w:r>
+              <w:rPr>
+                <w:b/>
+                <w:bCs/>
+                <w:color w:val="0F2B3C"/>
+                <w:sz w:val="18"/>
+                <w:szCs w:val="18"/>
+              </w:rPr>
+              <w:t xml:space="preserve">Student-Friendly Definition</w:t>
+            </w:r>
+          </w:p>
+        </w:tc>
+        <w:tc>
+          <w:tcPr>
+            <w:tcW w:type="dxa" w:w="2200"/>
+            <w:shd w:fill="EEF4F8" w:color="auto" w:val="clear"/>
+            <w:tcMar>
+              <w:top w:type="dxa" w:w="60"/>
+              <w:left w:type="dxa" w:w="100"/>
+              <w:bottom w:type="dxa" w:w="60"/>
+              <w:right w:type="dxa" w:w="100"/>
+            </w:tcMar>
+          </w:tcPr>
+          <w:p>
+            <w:pPr>
+              <w:spacing w:after="0" w:before="0"/>
+            </w:pPr>
+            <w:r>
+              <w:rPr>
+                <w:b/>
+                <w:bCs/>
+                <w:color w:val="0F2B3C"/>
+                <w:sz w:val="18"/>
+                <w:szCs w:val="18"/>
+              </w:rPr>
+              <w:t xml:space="preserve">Non-Example</w:t>
+            </w:r>
+          </w:p>
+        </w:tc>
+        <w:tc>
+          <w:tcPr>
+            <w:tcW w:type="dxa" w:w="2200"/>
+            <w:shd w:fill="EEF4F8" w:color="auto" w:val="clear"/>
+            <w:tcMar>
+              <w:top w:type="dxa" w:w="60"/>
+              <w:left w:type="dxa" w:w="100"/>
+              <w:bottom w:type="dxa" w:w="60"/>
+              <w:right w:type="dxa" w:w="100"/>
+            </w:tcMar>
+          </w:tcPr>
+          <w:p>
+            <w:pPr>
+              <w:spacing w:after="0" w:before="0"/>
+            </w:pPr>
+            <w:r>
+              <w:rPr>
+                <w:b/>
+                <w:bCs/>
+                <w:color w:val="0F2B3C"/>
+                <w:sz w:val="18"/>
+                <w:szCs w:val="18"/>
+              </w:rPr>
+              <w:t xml:space="preserve">Visual Clue</w:t>
+            </w:r>
+          </w:p>
+        </w:tc>
+      </w:tr>
+      <w:tr>
+        <w:trPr>
+          <w:cantSplit/>
+        </w:trPr>
+        <w:tc>
+          <w:tcPr>
+            <w:tcW w:type="dxa" w:w="1800"/>
+            <w:tcMar>
+              <w:top w:type="dxa" w:w="60"/>
+              <w:left w:type="dxa" w:w="100"/>
+              <w:bottom w:type="dxa" w:w="60"/>
+              <w:right w:type="dxa" w:w="100"/>
+            </w:tcMar>
+            <w:vAlign w:val="top"/>
+          </w:tcPr>
+          <w:p>
+            <w:pPr>
+              <w:spacing w:after="20" w:before="0"/>
+            </w:pPr>
+            <w:r>
+              <w:rPr>
+                <w:b/>
+                <w:bCs/>
+                <w:color w:val="0F2B3C"/>
+                <w:sz w:val="20"/>
+                <w:szCs w:val="20"/>
+              </w:rPr>
+              <w:t xml:space="preserve">Write and Evaluate Numerical Expressions with Exponents</w:t>
+            </w:r>
+          </w:p>
+          <w:p>
+            <w:pPr>
+              <w:spacing w:after="0" w:before="0"/>
+            </w:pPr>
+            <w:r>
+              <w:rPr>
+                <w:i/>
+                <w:iCs/>
+                <w:color w:val="5E6E7E"/>
+                <w:sz w:val="18"/>
+                <w:szCs w:val="18"/>
+              </w:rPr>
+              <w:t xml:space="preserve">Escribir y evaluar expresiones numéricas con exponentes</w:t>
+            </w:r>
+          </w:p>
+        </w:tc>
+        <w:tc>
+          <w:tcPr>
+            <w:tcW w:type="dxa" w:w="3160"/>
+            <w:tcMar>
+              <w:top w:type="dxa" w:w="60"/>
+              <w:left w:type="dxa" w:w="100"/>
+              <w:bottom w:type="dxa" w:w="60"/>
+              <w:right w:type="dxa" w:w="100"/>
+            </w:tcMar>
+            <w:vAlign w:val="top"/>
+          </w:tcPr>
+          <w:p>
+            <w:pPr>
+              <w:spacing w:after="0" w:before="0"/>
+            </w:pPr>
+            <w:r>
+              <w:rPr>
+                <w:sz w:val="19"/>
+                <w:szCs w:val="19"/>
+              </w:rPr>
+              <w:t xml:space="preserve">Turning a situation into a number sentence without an equal sign, then finding its value in the correct order.</w:t>
+            </w:r>
+          </w:p>
+        </w:tc>
+        <w:tc>
+          <w:tcPr>
+            <w:tcW w:type="dxa" w:w="2200"/>
+            <w:tcMar>
+              <w:top w:type="dxa" w:w="60"/>
+              <w:left w:type="dxa" w:w="100"/>
+              <w:bottom w:type="dxa" w:w="60"/>
+              <w:right w:type="dxa" w:w="100"/>
+            </w:tcMar>
+            <w:vAlign w:val="top"/>
+          </w:tcPr>
+          <w:p>
+            <w:pPr>
+              <w:spacing w:after="30" w:before="0"/>
+            </w:pPr>
+            <w:r>
+              <w:rPr>
+                <w:i/>
+                <w:iCs/>
+                <w:color w:val="5E6E7E"/>
+                <w:sz w:val="18"/>
+                <w:szCs w:val="18"/>
+              </w:rPr>
+              <w:t xml:space="preserve">Not Write and Evaluate Numerical Expressions with Exponents: write a counter-example that does not fit the rule.</w:t>
+            </w:r>
+          </w:p>
+          <w:p>
+            <w:pPr>
+              <w:spacing w:after="50" w:before="0"/>
+            </w:pPr>
+            <w:r>
+              <w:rPr>
+                <w:color w:val="BBBBBB"/>
+                <w:sz w:val="18"/>
+                <w:szCs w:val="18"/>
+              </w:rPr>
+              <w:t xml:space="preserve">____________________________</w:t>
+            </w:r>
+          </w:p>
+        </w:tc>
+        <w:tc>
+          <w:tcPr>
+            <w:tcW w:type="dxa" w:w="2200"/>
+            <w:tcMar>
+              <w:top w:type="dxa" w:w="60"/>
+              <w:left w:type="dxa" w:w="100"/>
+              <w:bottom w:type="dxa" w:w="60"/>
+              <w:right w:type="dxa" w:w="100"/>
+            </w:tcMar>
+            <w:vAlign w:val="top"/>
+          </w:tcPr>
+          <w:p>
+            <w:pPr>
+              <w:spacing w:after="0" w:before="0"/>
+            </w:pPr>
+            <w:r>
+              <w:rPr>
+                <w:i/>
+                <w:iCs/>
+                <w:color w:val="5E6E7E"/>
+                <w:sz w:val="18"/>
+                <w:szCs w:val="18"/>
+              </w:rPr>
+              <w:t xml:space="preserve">2 × 15 + 4 × 20 + 8 × 2³ = 174</w:t>
+            </w:r>
+          </w:p>
+        </w:tc>
+      </w:tr>
+      <w:tr>
+        <w:trPr>
+          <w:cantSplit/>
+        </w:trPr>
+        <w:tc>
+          <w:tcPr>
+            <w:tcW w:type="dxa" w:w="1800"/>
+            <w:tcMar>
+              <w:top w:type="dxa" w:w="60"/>
+              <w:left w:type="dxa" w:w="100"/>
+              <w:bottom w:type="dxa" w:w="60"/>
+              <w:right w:type="dxa" w:w="100"/>
+            </w:tcMar>
+            <w:vAlign w:val="top"/>
+          </w:tcPr>
+          <w:p>
+            <w:pPr>
+              <w:spacing w:after="20" w:before="0"/>
+            </w:pPr>
+            <w:r>
+              <w:rPr>
+                <w:b/>
+                <w:bCs/>
+                <w:color w:val="0F2B3C"/>
+                <w:sz w:val="20"/>
+                <w:szCs w:val="20"/>
+              </w:rPr>
+              <w:t xml:space="preserve">Numerical expression</w:t>
+            </w:r>
+          </w:p>
+          <w:p>
+            <w:pPr>
+              <w:spacing w:after="0" w:before="0"/>
+            </w:pPr>
+            <w:r>
+              <w:rPr>
+                <w:i/>
+                <w:iCs/>
+                <w:color w:val="5E6E7E"/>
+                <w:sz w:val="18"/>
+                <w:szCs w:val="18"/>
+              </w:rPr>
+              <w:t xml:space="preserve">Expresión numérica</w:t>
+            </w:r>
+          </w:p>
+        </w:tc>
+        <w:tc>
+          <w:tcPr>
+            <w:tcW w:type="dxa" w:w="3160"/>
+            <w:tcMar>
+              <w:top w:type="dxa" w:w="60"/>
+              <w:left w:type="dxa" w:w="100"/>
+              <w:bottom w:type="dxa" w:w="60"/>
+              <w:right w:type="dxa" w:w="100"/>
+            </w:tcMar>
+            <w:vAlign w:val="top"/>
+          </w:tcPr>
+          <w:p>
+            <w:pPr>
+              <w:spacing w:after="0" w:before="0"/>
+            </w:pPr>
+            <w:r>
+              <w:rPr>
+                <w:sz w:val="19"/>
+                <w:szCs w:val="19"/>
+              </w:rPr>
+              <w:t xml:space="preserve">A math phrase built from numbers and operations, with no equal sign and no variable.</w:t>
+            </w:r>
+          </w:p>
+        </w:tc>
+        <w:tc>
+          <w:tcPr>
+            <w:tcW w:type="dxa" w:w="2200"/>
+            <w:tcMar>
+              <w:top w:type="dxa" w:w="60"/>
+              <w:left w:type="dxa" w:w="100"/>
+              <w:bottom w:type="dxa" w:w="60"/>
+              <w:right w:type="dxa" w:w="100"/>
+            </w:tcMar>
+            <w:vAlign w:val="top"/>
+          </w:tcPr>
+          <w:p>
+            <w:pPr>
+              <w:spacing w:after="30" w:before="0"/>
+            </w:pPr>
+            <w:r>
+              <w:rPr>
+                <w:i/>
+                <w:iCs/>
+                <w:color w:val="5E6E7E"/>
+                <w:sz w:val="18"/>
+                <w:szCs w:val="18"/>
+              </w:rPr>
+              <w:t xml:space="preserve">Not Numerical expression: write a counter-example that does not fit the rule.</w:t>
+            </w:r>
+          </w:p>
+          <w:p>
+            <w:pPr>
+              <w:spacing w:after="50" w:before="0"/>
+            </w:pPr>
+            <w:r>
+              <w:rPr>
+                <w:color w:val="BBBBBB"/>
+                <w:sz w:val="18"/>
+                <w:szCs w:val="18"/>
+              </w:rPr>
+              <w:t xml:space="preserve">____________________________</w:t>
+            </w:r>
+          </w:p>
+        </w:tc>
+        <w:tc>
+          <w:tcPr>
+            <w:tcW w:type="dxa" w:w="2200"/>
+            <w:tcMar>
+              <w:top w:type="dxa" w:w="60"/>
+              <w:left w:type="dxa" w:w="100"/>
+              <w:bottom w:type="dxa" w:w="60"/>
+              <w:right w:type="dxa" w:w="100"/>
+            </w:tcMar>
+            <w:vAlign w:val="top"/>
+          </w:tcPr>
+          <w:p>
+            <w:pPr>
+              <w:spacing w:after="0" w:before="0"/>
+            </w:pPr>
+            <w:r>
+              <w:rPr>
+                <w:i/>
+                <w:iCs/>
+                <w:color w:val="5E6E7E"/>
+                <w:sz w:val="18"/>
+                <w:szCs w:val="18"/>
+              </w:rPr>
+              <w:t xml:space="preserve">4 × 20 is an expression; 4 × 20 = 80 is an equation</w:t>
+            </w:r>
+          </w:p>
+        </w:tc>
+      </w:tr>
+      <w:tr>
+        <w:trPr>
+          <w:cantSplit/>
+        </w:trPr>
+        <w:tc>
+          <w:tcPr>
+            <w:tcW w:type="dxa" w:w="1800"/>
+            <w:tcMar>
+              <w:top w:type="dxa" w:w="60"/>
+              <w:left w:type="dxa" w:w="100"/>
+              <w:bottom w:type="dxa" w:w="60"/>
+              <w:right w:type="dxa" w:w="100"/>
+            </w:tcMar>
+            <w:vAlign w:val="top"/>
+          </w:tcPr>
+          <w:p>
+            <w:pPr>
+              <w:spacing w:after="20" w:before="0"/>
+            </w:pPr>
+            <w:r>
+              <w:rPr>
+                <w:b/>
+                <w:bCs/>
+                <w:color w:val="0F2B3C"/>
+                <w:sz w:val="20"/>
+                <w:szCs w:val="20"/>
+              </w:rPr>
+              <w:t xml:space="preserve">Evaluate</w:t>
+            </w:r>
+          </w:p>
+          <w:p>
+            <w:pPr>
+              <w:spacing w:after="0" w:before="0"/>
+            </w:pPr>
+            <w:r>
+              <w:rPr>
+                <w:i/>
+                <w:iCs/>
+                <w:color w:val="5E6E7E"/>
+                <w:sz w:val="18"/>
+                <w:szCs w:val="18"/>
+              </w:rPr>
+              <w:t xml:space="preserve">Evaluar</w:t>
+            </w:r>
+          </w:p>
+        </w:tc>
+        <w:tc>
+          <w:tcPr>
+            <w:tcW w:type="dxa" w:w="3160"/>
+            <w:tcMar>
+              <w:top w:type="dxa" w:w="60"/>
+              <w:left w:type="dxa" w:w="100"/>
+              <w:bottom w:type="dxa" w:w="60"/>
+              <w:right w:type="dxa" w:w="100"/>
+            </w:tcMar>
+            <w:vAlign w:val="top"/>
+          </w:tcPr>
+          <w:p>
+            <w:pPr>
+              <w:spacing w:after="0" w:before="0"/>
+            </w:pPr>
+            <w:r>
+              <w:rPr>
+                <w:sz w:val="19"/>
+                <w:szCs w:val="19"/>
+              </w:rPr>
+              <w:t xml:space="preserve">To find the single value an expression is worth by carrying out its operations in order.</w:t>
+            </w:r>
+          </w:p>
+        </w:tc>
+        <w:tc>
+          <w:tcPr>
+            <w:tcW w:type="dxa" w:w="2200"/>
+            <w:tcMar>
+              <w:top w:type="dxa" w:w="60"/>
+              <w:left w:type="dxa" w:w="100"/>
+              <w:bottom w:type="dxa" w:w="60"/>
+              <w:right w:type="dxa" w:w="100"/>
+            </w:tcMar>
+            <w:vAlign w:val="top"/>
+          </w:tcPr>
+          <w:p>
+            <w:pPr>
+              <w:spacing w:after="30" w:before="0"/>
+            </w:pPr>
+            <w:r>
+              <w:rPr>
+                <w:i/>
+                <w:iCs/>
+                <w:color w:val="5E6E7E"/>
+                <w:sz w:val="18"/>
+                <w:szCs w:val="18"/>
+              </w:rPr>
+              <w:t xml:space="preserve">Not Evaluate: write a counter-example that does not fit the rule.</w:t>
+            </w:r>
+          </w:p>
+          <w:p>
+            <w:pPr>
+              <w:spacing w:after="50" w:before="0"/>
+            </w:pPr>
+            <w:r>
+              <w:rPr>
+                <w:color w:val="BBBBBB"/>
+                <w:sz w:val="18"/>
+                <w:szCs w:val="18"/>
+              </w:rPr>
+              <w:t xml:space="preserve">____________________________</w:t>
+            </w:r>
+          </w:p>
+        </w:tc>
+        <w:tc>
+          <w:tcPr>
+            <w:tcW w:type="dxa" w:w="2200"/>
+            <w:tcMar>
+              <w:top w:type="dxa" w:w="60"/>
+              <w:left w:type="dxa" w:w="100"/>
+              <w:bottom w:type="dxa" w:w="60"/>
+              <w:right w:type="dxa" w:w="100"/>
+            </w:tcMar>
+            <w:vAlign w:val="top"/>
+          </w:tcPr>
+          <w:p>
+            <w:pPr>
+              <w:spacing w:after="0" w:before="0"/>
+            </w:pPr>
+            <w:r>
+              <w:rPr>
+                <w:i/>
+                <w:iCs/>
+                <w:color w:val="5E6E7E"/>
+                <w:sz w:val="18"/>
+                <w:szCs w:val="18"/>
+              </w:rPr>
+              <w:t xml:space="preserve">Evaluate 3 + 2 × 4 → 3 + 8 = 11</w:t>
+            </w:r>
+          </w:p>
+        </w:tc>
+      </w:tr>
+      <w:tr>
+        <w:trPr>
+          <w:cantSplit/>
+        </w:trPr>
+        <w:tc>
+          <w:tcPr>
+            <w:tcW w:type="dxa" w:w="1800"/>
+            <w:tcMar>
+              <w:top w:type="dxa" w:w="60"/>
+              <w:left w:type="dxa" w:w="100"/>
+              <w:bottom w:type="dxa" w:w="60"/>
+              <w:right w:type="dxa" w:w="100"/>
+            </w:tcMar>
+            <w:vAlign w:val="top"/>
+          </w:tcPr>
+          <w:p>
+            <w:pPr>
+              <w:spacing w:after="20" w:before="0"/>
+            </w:pPr>
+            <w:r>
+              <w:rPr>
+                <w:b/>
+                <w:bCs/>
+                <w:color w:val="0F2B3C"/>
+                <w:sz w:val="20"/>
+                <w:szCs w:val="20"/>
+              </w:rPr>
+              <w:t xml:space="preserve">Order of operations</w:t>
+            </w:r>
+          </w:p>
+          <w:p>
+            <w:pPr>
+              <w:spacing w:after="0" w:before="0"/>
+            </w:pPr>
+            <w:r>
+              <w:rPr>
+                <w:i/>
+                <w:iCs/>
+                <w:color w:val="5E6E7E"/>
+                <w:sz w:val="18"/>
+                <w:szCs w:val="18"/>
+              </w:rPr>
+              <w:t xml:space="preserve">Orden de las operaciones</w:t>
+            </w:r>
+          </w:p>
+        </w:tc>
+        <w:tc>
+          <w:tcPr>
+            <w:tcW w:type="dxa" w:w="3160"/>
+            <w:tcMar>
+              <w:top w:type="dxa" w:w="60"/>
+              <w:left w:type="dxa" w:w="100"/>
+              <w:bottom w:type="dxa" w:w="60"/>
+              <w:right w:type="dxa" w:w="100"/>
+            </w:tcMar>
+            <w:vAlign w:val="top"/>
+          </w:tcPr>
+          <w:p>
+            <w:pPr>
+              <w:spacing w:after="0" w:before="0"/>
+            </w:pPr>
+            <w:r>
+              <w:rPr>
+                <w:sz w:val="19"/>
+                <w:szCs w:val="19"/>
+              </w:rPr>
+              <w:t xml:space="preserve">The agreed order for evaluating: grouping symbols, then exponents, then multiply and divide left to right, then add and subtract left to right.</w:t>
+            </w:r>
+          </w:p>
+        </w:tc>
+        <w:tc>
+          <w:tcPr>
+            <w:tcW w:type="dxa" w:w="2200"/>
+            <w:tcMar>
+              <w:top w:type="dxa" w:w="60"/>
+              <w:left w:type="dxa" w:w="100"/>
+              <w:bottom w:type="dxa" w:w="60"/>
+              <w:right w:type="dxa" w:w="100"/>
+            </w:tcMar>
+            <w:vAlign w:val="top"/>
+          </w:tcPr>
+          <w:p>
+            <w:pPr>
+              <w:spacing w:after="30" w:before="0"/>
+            </w:pPr>
+            <w:r>
+              <w:rPr>
+                <w:i/>
+                <w:iCs/>
+                <w:color w:val="5E6E7E"/>
+                <w:sz w:val="18"/>
+                <w:szCs w:val="18"/>
+              </w:rPr>
+              <w:t xml:space="preserve">Not Order of operations: write a counter-example that does not fit the rule.</w:t>
+            </w:r>
+          </w:p>
+          <w:p>
+            <w:pPr>
+              <w:spacing w:after="50" w:before="0"/>
+            </w:pPr>
+            <w:r>
+              <w:rPr>
+                <w:color w:val="BBBBBB"/>
+                <w:sz w:val="18"/>
+                <w:szCs w:val="18"/>
+              </w:rPr>
+              <w:t xml:space="preserve">____________________________</w:t>
+            </w:r>
+          </w:p>
+        </w:tc>
+        <w:tc>
+          <w:tcPr>
+            <w:tcW w:type="dxa" w:w="2200"/>
+            <w:tcMar>
+              <w:top w:type="dxa" w:w="60"/>
+              <w:left w:type="dxa" w:w="100"/>
+              <w:bottom w:type="dxa" w:w="60"/>
+              <w:right w:type="dxa" w:w="100"/>
+            </w:tcMar>
+            <w:vAlign w:val="top"/>
+          </w:tcPr>
+          <w:p>
+            <w:pPr>
+              <w:spacing w:after="0" w:before="0"/>
+            </w:pPr>
+            <w:r>
+              <w:rPr>
+                <w:i/>
+                <w:iCs/>
+                <w:color w:val="5E6E7E"/>
+                <w:sz w:val="18"/>
+                <w:szCs w:val="18"/>
+              </w:rPr>
+              <w:t xml:space="preserve">3 + 4 × 2² → 3 + 4 × 4 → 3 + 16 = 19</w:t>
+            </w:r>
+          </w:p>
+        </w:tc>
+      </w:tr>
+      <w:tr>
+        <w:trPr>
+          <w:cantSplit/>
+        </w:trPr>
+        <w:tc>
+          <w:tcPr>
+            <w:tcW w:type="dxa" w:w="1800"/>
+            <w:tcMar>
+              <w:top w:type="dxa" w:w="60"/>
+              <w:left w:type="dxa" w:w="100"/>
+              <w:bottom w:type="dxa" w:w="60"/>
+              <w:right w:type="dxa" w:w="100"/>
+            </w:tcMar>
+            <w:vAlign w:val="top"/>
+          </w:tcPr>
+          <w:p>
+            <w:pPr>
+              <w:spacing w:after="20" w:before="0"/>
+            </w:pPr>
+            <w:r>
+              <w:rPr>
+                <w:b/>
+                <w:bCs/>
+                <w:color w:val="0F2B3C"/>
+                <w:sz w:val="20"/>
+                <w:szCs w:val="20"/>
+              </w:rPr>
+              <w:t xml:space="preserve">Power</w:t>
+            </w:r>
+          </w:p>
+          <w:p>
+            <w:pPr>
+              <w:spacing w:after="0" w:before="0"/>
+            </w:pPr>
+            <w:r>
+              <w:rPr>
+                <w:i/>
+                <w:iCs/>
+                <w:color w:val="5E6E7E"/>
+                <w:sz w:val="18"/>
+                <w:szCs w:val="18"/>
+              </w:rPr>
+              <w:t xml:space="preserve">Potencia</w:t>
+            </w:r>
+          </w:p>
+        </w:tc>
+        <w:tc>
+          <w:tcPr>
+            <w:tcW w:type="dxa" w:w="3160"/>
+            <w:tcMar>
+              <w:top w:type="dxa" w:w="60"/>
+              <w:left w:type="dxa" w:w="100"/>
+              <w:bottom w:type="dxa" w:w="60"/>
+              <w:right w:type="dxa" w:w="100"/>
+            </w:tcMar>
+            <w:vAlign w:val="top"/>
+          </w:tcPr>
+          <w:p>
+            <w:pPr>
+              <w:spacing w:after="0" w:before="0"/>
+            </w:pPr>
+            <w:r>
+              <w:rPr>
+                <w:sz w:val="19"/>
+                <w:szCs w:val="19"/>
+              </w:rPr>
+              <w:t xml:space="preserve">A short way to write repeated multiplication of the same factor, such as 2³ for 2 × 2 × 2.</w:t>
+            </w:r>
+          </w:p>
+        </w:tc>
+        <w:tc>
+          <w:tcPr>
+            <w:tcW w:type="dxa" w:w="2200"/>
+            <w:tcMar>
+              <w:top w:type="dxa" w:w="60"/>
+              <w:left w:type="dxa" w:w="100"/>
+              <w:bottom w:type="dxa" w:w="60"/>
+              <w:right w:type="dxa" w:w="100"/>
+            </w:tcMar>
+            <w:vAlign w:val="top"/>
+          </w:tcPr>
+          <w:p>
+            <w:pPr>
+              <w:spacing w:after="30" w:before="0"/>
+            </w:pPr>
+            <w:r>
+              <w:rPr>
+                <w:i/>
+                <w:iCs/>
+                <w:color w:val="5E6E7E"/>
+                <w:sz w:val="18"/>
+                <w:szCs w:val="18"/>
+              </w:rPr>
+              <w:t xml:space="preserve">Not Power: write a counter-example that does not fit the rule.</w:t>
+            </w:r>
+          </w:p>
+          <w:p>
+            <w:pPr>
+              <w:spacing w:after="50" w:before="0"/>
+            </w:pPr>
+            <w:r>
+              <w:rPr>
+                <w:color w:val="BBBBBB"/>
+                <w:sz w:val="18"/>
+                <w:szCs w:val="18"/>
+              </w:rPr>
+              <w:t xml:space="preserve">____________________________</w:t>
+            </w:r>
+          </w:p>
+        </w:tc>
+        <w:tc>
+          <w:tcPr>
+            <w:tcW w:type="dxa" w:w="2200"/>
+            <w:tcMar>
+              <w:top w:type="dxa" w:w="60"/>
+              <w:left w:type="dxa" w:w="100"/>
+              <w:bottom w:type="dxa" w:w="60"/>
+              <w:right w:type="dxa" w:w="100"/>
+            </w:tcMar>
+            <w:vAlign w:val="top"/>
+          </w:tcPr>
+          <w:p>
+            <w:pPr>
+              <w:spacing w:after="0" w:before="0"/>
+            </w:pPr>
+            <w:r>
+              <w:rPr>
+                <w:i/>
+                <w:iCs/>
+                <w:color w:val="5E6E7E"/>
+                <w:sz w:val="18"/>
+                <w:szCs w:val="18"/>
+              </w:rPr>
+              <w:t xml:space="preserve">2³ = 2 × 2 × 2 = 8</w:t>
+            </w:r>
+          </w:p>
+        </w:tc>
+      </w:tr>
+      <w:tr>
+        <w:trPr>
+          <w:cantSplit/>
+        </w:trPr>
+        <w:tc>
+          <w:tcPr>
+            <w:tcW w:type="dxa" w:w="1800"/>
+            <w:tcMar>
+              <w:top w:type="dxa" w:w="60"/>
+              <w:left w:type="dxa" w:w="100"/>
+              <w:bottom w:type="dxa" w:w="60"/>
+              <w:right w:type="dxa" w:w="100"/>
+            </w:tcMar>
+            <w:vAlign w:val="top"/>
+          </w:tcPr>
+          <w:p>
+            <w:pPr>
+              <w:spacing w:after="20" w:before="0"/>
+            </w:pPr>
+            <w:r>
+              <w:rPr>
+                <w:b/>
+                <w:bCs/>
+                <w:color w:val="0F2B3C"/>
+                <w:sz w:val="20"/>
+                <w:szCs w:val="20"/>
+              </w:rPr>
+              <w:t xml:space="preserve">Base</w:t>
+            </w:r>
+          </w:p>
+          <w:p>
+            <w:pPr>
+              <w:spacing w:after="0" w:before="0"/>
+            </w:pPr>
+            <w:r>
+              <w:rPr>
+                <w:i/>
+                <w:iCs/>
+                <w:color w:val="5E6E7E"/>
+                <w:sz w:val="18"/>
+                <w:szCs w:val="18"/>
+              </w:rPr>
+              <w:t xml:space="preserve">Base</w:t>
+            </w:r>
+          </w:p>
+        </w:tc>
+        <w:tc>
+          <w:tcPr>
+            <w:tcW w:type="dxa" w:w="3160"/>
+            <w:tcMar>
+              <w:top w:type="dxa" w:w="60"/>
+              <w:left w:type="dxa" w:w="100"/>
+              <w:bottom w:type="dxa" w:w="60"/>
+              <w:right w:type="dxa" w:w="100"/>
+            </w:tcMar>
+            <w:vAlign w:val="top"/>
+          </w:tcPr>
+          <w:p>
+            <w:pPr>
+              <w:spacing w:after="0" w:before="0"/>
+            </w:pPr>
+            <w:r>
+              <w:rPr>
+                <w:sz w:val="19"/>
+                <w:szCs w:val="19"/>
+              </w:rPr>
+              <w:t xml:space="preserve">In a power, the number being multiplied by itself. In 2³ the base is 2.</w:t>
+            </w:r>
+          </w:p>
+        </w:tc>
+        <w:tc>
+          <w:tcPr>
+            <w:tcW w:type="dxa" w:w="2200"/>
+            <w:tcMar>
+              <w:top w:type="dxa" w:w="60"/>
+              <w:left w:type="dxa" w:w="100"/>
+              <w:bottom w:type="dxa" w:w="60"/>
+              <w:right w:type="dxa" w:w="100"/>
+            </w:tcMar>
+            <w:vAlign w:val="top"/>
+          </w:tcPr>
+          <w:p>
+            <w:pPr>
+              <w:spacing w:after="30" w:before="0"/>
+            </w:pPr>
+            <w:r>
+              <w:rPr>
+                <w:i/>
+                <w:iCs/>
+                <w:color w:val="5E6E7E"/>
+                <w:sz w:val="18"/>
+                <w:szCs w:val="18"/>
+              </w:rPr>
+              <w:t xml:space="preserve">Not Base: write a counter-example that does not fit the rule.</w:t>
+            </w:r>
+          </w:p>
+          <w:p>
+            <w:pPr>
+              <w:spacing w:after="50" w:before="0"/>
+            </w:pPr>
+            <w:r>
+              <w:rPr>
+                <w:color w:val="BBBBBB"/>
+                <w:sz w:val="18"/>
+                <w:szCs w:val="18"/>
+              </w:rPr>
+              <w:t xml:space="preserve">____________________________</w:t>
+            </w:r>
+          </w:p>
+        </w:tc>
+        <w:tc>
+          <w:tcPr>
+            <w:tcW w:type="dxa" w:w="2200"/>
+            <w:tcMar>
+              <w:top w:type="dxa" w:w="60"/>
+              <w:left w:type="dxa" w:w="100"/>
+              <w:bottom w:type="dxa" w:w="60"/>
+              <w:right w:type="dxa" w:w="100"/>
+            </w:tcMar>
+            <w:vAlign w:val="top"/>
+          </w:tcPr>
+          <w:p>
+            <w:pPr>
+              <w:spacing w:after="0" w:before="0"/>
+            </w:pPr>
+            <w:r>
+              <w:rPr>
+                <w:i/>
+                <w:iCs/>
+                <w:color w:val="5E6E7E"/>
+                <w:sz w:val="18"/>
+                <w:szCs w:val="18"/>
+              </w:rPr>
+              <w:t xml:space="preserve">2³ — the 2 is the base</w:t>
+            </w:r>
+          </w:p>
+        </w:tc>
+      </w:tr>
+      <w:tr>
+        <w:trPr>
+          <w:cantSplit/>
+        </w:trPr>
+        <w:tc>
+          <w:tcPr>
+            <w:tcW w:type="dxa" w:w="1800"/>
+            <w:tcMar>
+              <w:top w:type="dxa" w:w="60"/>
+              <w:left w:type="dxa" w:w="100"/>
+              <w:bottom w:type="dxa" w:w="60"/>
+              <w:right w:type="dxa" w:w="100"/>
+            </w:tcMar>
+            <w:vAlign w:val="top"/>
+          </w:tcPr>
+          <w:p>
+            <w:pPr>
+              <w:spacing w:after="20" w:before="0"/>
+            </w:pPr>
+            <w:r>
+              <w:rPr>
+                <w:b/>
+                <w:bCs/>
+                <w:color w:val="0F2B3C"/>
+                <w:sz w:val="20"/>
+                <w:szCs w:val="20"/>
+              </w:rPr>
+              <w:t xml:space="preserve">Exponent</w:t>
+            </w:r>
+          </w:p>
+          <w:p>
+            <w:pPr>
+              <w:spacing w:after="0" w:before="0"/>
+            </w:pPr>
+            <w:r>
+              <w:rPr>
+                <w:i/>
+                <w:iCs/>
+                <w:color w:val="5E6E7E"/>
+                <w:sz w:val="18"/>
+                <w:szCs w:val="18"/>
+              </w:rPr>
+              <w:t xml:space="preserve">Exponente</w:t>
+            </w:r>
+          </w:p>
+        </w:tc>
+        <w:tc>
+          <w:tcPr>
+            <w:tcW w:type="dxa" w:w="3160"/>
+            <w:tcMar>
+              <w:top w:type="dxa" w:w="60"/>
+              <w:left w:type="dxa" w:w="100"/>
+              <w:bottom w:type="dxa" w:w="60"/>
+              <w:right w:type="dxa" w:w="100"/>
+            </w:tcMar>
+            <w:vAlign w:val="top"/>
+          </w:tcPr>
+          <w:p>
+            <w:pPr>
+              <w:spacing w:after="0" w:before="0"/>
+            </w:pPr>
+            <w:r>
+              <w:rPr>
+                <w:sz w:val="19"/>
+                <w:szCs w:val="19"/>
+              </w:rPr>
+              <w:t xml:space="preserve">In a power, the small raised number that says how many times the base is used as a factor.</w:t>
+            </w:r>
+          </w:p>
+        </w:tc>
+        <w:tc>
+          <w:tcPr>
+            <w:tcW w:type="dxa" w:w="2200"/>
+            <w:tcMar>
+              <w:top w:type="dxa" w:w="60"/>
+              <w:left w:type="dxa" w:w="100"/>
+              <w:bottom w:type="dxa" w:w="60"/>
+              <w:right w:type="dxa" w:w="100"/>
+            </w:tcMar>
+            <w:vAlign w:val="top"/>
+          </w:tcPr>
+          <w:p>
+            <w:pPr>
+              <w:spacing w:after="30" w:before="0"/>
+            </w:pPr>
+            <w:r>
+              <w:rPr>
+                <w:i/>
+                <w:iCs/>
+                <w:color w:val="5E6E7E"/>
+                <w:sz w:val="18"/>
+                <w:szCs w:val="18"/>
+              </w:rPr>
+              <w:t xml:space="preserve">Not Exponent: write a counter-example that does not fit the rule.</w:t>
+            </w:r>
+          </w:p>
+          <w:p>
+            <w:pPr>
+              <w:spacing w:after="50" w:before="0"/>
+            </w:pPr>
+            <w:r>
+              <w:rPr>
+                <w:color w:val="BBBBBB"/>
+                <w:sz w:val="18"/>
+                <w:szCs w:val="18"/>
+              </w:rPr>
+              <w:t xml:space="preserve">____________________________</w:t>
+            </w:r>
+          </w:p>
+        </w:tc>
+        <w:tc>
+          <w:tcPr>
+            <w:tcW w:type="dxa" w:w="2200"/>
+            <w:tcMar>
+              <w:top w:type="dxa" w:w="60"/>
+              <w:left w:type="dxa" w:w="100"/>
+              <w:bottom w:type="dxa" w:w="60"/>
+              <w:right w:type="dxa" w:w="100"/>
+            </w:tcMar>
+            <w:vAlign w:val="top"/>
+          </w:tcPr>
+          <w:p>
+            <w:pPr>
+              <w:spacing w:after="0" w:before="0"/>
+            </w:pPr>
+            <w:r>
+              <w:rPr>
+                <w:i/>
+                <w:iCs/>
+                <w:color w:val="5E6E7E"/>
+                <w:sz w:val="18"/>
+                <w:szCs w:val="18"/>
+              </w:rPr>
+              <w:t xml:space="preserve">2³ — the 3 is the exponent</w:t>
+            </w:r>
+          </w:p>
+        </w:tc>
+      </w:tr>
+      <w:tr>
+        <w:trPr>
+          <w:cantSplit/>
+        </w:trPr>
+        <w:tc>
+          <w:tcPr>
+            <w:tcW w:type="dxa" w:w="1800"/>
+            <w:tcMar>
+              <w:top w:type="dxa" w:w="60"/>
+              <w:left w:type="dxa" w:w="100"/>
+              <w:bottom w:type="dxa" w:w="60"/>
+              <w:right w:type="dxa" w:w="100"/>
+            </w:tcMar>
+            <w:vAlign w:val="top"/>
+          </w:tcPr>
+          <w:p>
+            <w:pPr>
+              <w:spacing w:after="20" w:before="0"/>
+            </w:pPr>
+            <w:r>
+              <w:rPr>
+                <w:b/>
+                <w:bCs/>
+                <w:color w:val="0F2B3C"/>
+                <w:sz w:val="20"/>
+                <w:szCs w:val="20"/>
+              </w:rPr>
+              <w:t xml:space="preserve">Grouping symbols</w:t>
+            </w:r>
+          </w:p>
+          <w:p>
+            <w:pPr>
+              <w:spacing w:after="0" w:before="0"/>
+            </w:pPr>
+            <w:r>
+              <w:rPr>
+                <w:i/>
+                <w:iCs/>
+                <w:color w:val="5E6E7E"/>
+                <w:sz w:val="18"/>
+                <w:szCs w:val="18"/>
+              </w:rPr>
+              <w:t xml:space="preserve">Símbolos de agrupación</w:t>
+            </w:r>
+          </w:p>
+        </w:tc>
+        <w:tc>
+          <w:tcPr>
+            <w:tcW w:type="dxa" w:w="3160"/>
+            <w:tcMar>
+              <w:top w:type="dxa" w:w="60"/>
+              <w:left w:type="dxa" w:w="100"/>
+              <w:bottom w:type="dxa" w:w="60"/>
+              <w:right w:type="dxa" w:w="100"/>
+            </w:tcMar>
+            <w:vAlign w:val="top"/>
+          </w:tcPr>
+          <w:p>
+            <w:pPr>
+              <w:spacing w:after="0" w:before="0"/>
+            </w:pPr>
+            <w:r>
+              <w:rPr>
+                <w:sz w:val="19"/>
+                <w:szCs w:val="19"/>
+              </w:rPr>
+              <w:t xml:space="preserve">Parentheses or brackets; the work inside them is done first.</w:t>
+            </w:r>
+          </w:p>
+        </w:tc>
+        <w:tc>
+          <w:tcPr>
+            <w:tcW w:type="dxa" w:w="2200"/>
+            <w:tcMar>
+              <w:top w:type="dxa" w:w="60"/>
+              <w:left w:type="dxa" w:w="100"/>
+              <w:bottom w:type="dxa" w:w="60"/>
+              <w:right w:type="dxa" w:w="100"/>
+            </w:tcMar>
+            <w:vAlign w:val="top"/>
+          </w:tcPr>
+          <w:p>
+            <w:pPr>
+              <w:spacing w:after="30" w:before="0"/>
+            </w:pPr>
+            <w:r>
+              <w:rPr>
+                <w:i/>
+                <w:iCs/>
+                <w:color w:val="5E6E7E"/>
+                <w:sz w:val="18"/>
+                <w:szCs w:val="18"/>
+              </w:rPr>
+              <w:t xml:space="preserve">Not Grouping symbols: write a counter-example that does not fit the rule.</w:t>
+            </w:r>
+          </w:p>
+          <w:p>
+            <w:pPr>
+              <w:spacing w:after="50" w:before="0"/>
+            </w:pPr>
+            <w:r>
+              <w:rPr>
+                <w:color w:val="BBBBBB"/>
+                <w:sz w:val="18"/>
+                <w:szCs w:val="18"/>
+              </w:rPr>
+              <w:t xml:space="preserve">____________________________</w:t>
+            </w:r>
+          </w:p>
+        </w:tc>
+        <w:tc>
+          <w:tcPr>
+            <w:tcW w:type="dxa" w:w="2200"/>
+            <w:tcMar>
+              <w:top w:type="dxa" w:w="60"/>
+              <w:left w:type="dxa" w:w="100"/>
+              <w:bottom w:type="dxa" w:w="60"/>
+              <w:right w:type="dxa" w:w="100"/>
+            </w:tcMar>
+            <w:vAlign w:val="top"/>
+          </w:tcPr>
+          <w:p>
+            <w:pPr>
+              <w:spacing w:after="0" w:before="0"/>
+            </w:pPr>
+            <w:r>
+              <w:rPr>
+                <w:i/>
+                <w:iCs/>
+                <w:color w:val="5E6E7E"/>
+                <w:sz w:val="18"/>
+                <w:szCs w:val="18"/>
+              </w:rPr>
+              <w:t xml:space="preserve">(9 − 7) is worked before anything else.</w:t>
+            </w:r>
+          </w:p>
+        </w:tc>
+      </w:tr>
+    </w:tbl>
+    <w:p>
+      <w:pPr>
+        <w:spacing w:after="120" w:before="140"/>
       </w:pPr>
       <w:r>
         <w:rPr>
@@ -127,73 +1379,922 @@
         <w:t xml:space="preserve">Drop the number into the box, one step at a time.</w:t>
       </w:r>
     </w:p>
-    <w:p>
-      <w:pPr>
-        <w:spacing w:after="40" w:before="0"/>
-      </w:pPr>
-      <w:r>
-        <w:rPr>
-          <w:sz w:val="22"/>
-          <w:szCs w:val="22"/>
-        </w:rPr>
-        <w:t xml:space="preserve">1.  The box ▢ = 6. What is ▢? Just write the number.</w:t>
-      </w:r>
-    </w:p>
-    <w:p>
-      <w:pPr>
-        <w:spacing w:after="80" w:before="0"/>
-      </w:pPr>
-      <w:r>
-        <w:rPr>
-          <w:color w:val="BBBBBB"/>
-        </w:rPr>
-        <w:t xml:space="preserve">____________________________________________________</w:t>
-      </w:r>
-    </w:p>
-    <w:p>
-      <w:pPr>
-        <w:spacing w:after="40" w:before="0"/>
-      </w:pPr>
-      <w:r>
-        <w:rPr>
-          <w:sz w:val="22"/>
-          <w:szCs w:val="22"/>
-        </w:rPr>
-        <w:t xml:space="preserve">2.  ▢ = 6. What is ▢ + 2?</w:t>
-      </w:r>
-    </w:p>
-    <w:p>
-      <w:pPr>
-        <w:spacing w:after="80" w:before="0"/>
-      </w:pPr>
-      <w:r>
-        <w:rPr>
-          <w:color w:val="BBBBBB"/>
-        </w:rPr>
-        <w:t xml:space="preserve">____________________________________________________</w:t>
-      </w:r>
-    </w:p>
-    <w:p>
-      <w:pPr>
-        <w:spacing w:after="40" w:before="0"/>
-      </w:pPr>
-      <w:r>
-        <w:rPr>
-          <w:sz w:val="22"/>
-          <w:szCs w:val="22"/>
-        </w:rPr>
-        <w:t xml:space="preserve">3.  ▢ = 6. What is ▢ − 4?</w:t>
-      </w:r>
-    </w:p>
-    <w:p>
-      <w:pPr>
-        <w:spacing w:after="80" w:before="0"/>
-      </w:pPr>
-      <w:r>
-        <w:rPr>
-          <w:color w:val="BBBBBB"/>
-        </w:rPr>
-        <w:t xml:space="preserve">____________________________________________________</w:t>
+    <w:tbl>
+      <w:tblPr>
+        <w:tblW w:type="dxa" w:w="9360"/>
+        <w:tblBorders>
+          <w:top w:val="single" w:color="C7D2DD" w:sz="6"/>
+          <w:left w:val="single" w:color="C7D2DD" w:sz="6"/>
+          <w:bottom w:val="single" w:color="C7D2DD" w:sz="6"/>
+          <w:right w:val="single" w:color="C7D2DD" w:sz="6"/>
+          <w:insideH w:val="single" w:color="C7D2DD" w:sz="6"/>
+          <w:insideV w:val="single" w:color="C7D2DD" w:sz="6"/>
+        </w:tblBorders>
+      </w:tblPr>
+      <w:tblGrid>
+        <w:gridCol w:w="2800"/>
+        <w:gridCol w:w="3560"/>
+        <w:gridCol w:w="3000"/>
+      </w:tblGrid>
+      <w:tr>
+        <w:trPr>
+          <w:cantSplit/>
+          <w:tblHeader/>
+        </w:trPr>
+        <w:tc>
+          <w:tcPr>
+            <w:tcW w:type="dxa" w:w="2800"/>
+            <w:shd w:fill="EEF4F8" w:color="auto" w:val="clear"/>
+            <w:tcMar>
+              <w:top w:type="dxa" w:w="60"/>
+              <w:left w:type="dxa" w:w="100"/>
+              <w:bottom w:type="dxa" w:w="60"/>
+              <w:right w:type="dxa" w:w="100"/>
+            </w:tcMar>
+          </w:tcPr>
+          <w:p>
+            <w:pPr>
+              <w:spacing w:after="0" w:before="0"/>
+            </w:pPr>
+            <w:r>
+              <w:rPr>
+                <w:b/>
+                <w:bCs/>
+                <w:color w:val="0F2B3C"/>
+                <w:sz w:val="16"/>
+                <w:szCs w:val="16"/>
+              </w:rPr>
+              <w:t xml:space="preserve">CORE PROBLEM / GIVEN REPRESENTATION</w:t>
+            </w:r>
+          </w:p>
+        </w:tc>
+        <w:tc>
+          <w:tcPr>
+            <w:tcW w:type="dxa" w:w="3560"/>
+            <w:shd w:fill="EEF4F8" w:color="auto" w:val="clear"/>
+            <w:tcMar>
+              <w:top w:type="dxa" w:w="60"/>
+              <w:left w:type="dxa" w:w="100"/>
+              <w:bottom w:type="dxa" w:w="60"/>
+              <w:right w:type="dxa" w:w="100"/>
+            </w:tcMar>
+          </w:tcPr>
+          <w:p>
+            <w:pPr>
+              <w:spacing w:after="0" w:before="0"/>
+            </w:pPr>
+            <w:r>
+              <w:rPr>
+                <w:b/>
+                <w:bCs/>
+                <w:color w:val="0F2B3C"/>
+                <w:sz w:val="16"/>
+                <w:szCs w:val="16"/>
+              </w:rPr>
+              <w:t xml:space="preserve">WORKING SPACE / CALCULATION STEPS</w:t>
+            </w:r>
+          </w:p>
+        </w:tc>
+        <w:tc>
+          <w:tcPr>
+            <w:tcW w:type="dxa" w:w="3000"/>
+            <w:shd w:fill="FBF3E2" w:color="auto" w:val="clear"/>
+            <w:tcMar>
+              <w:top w:type="dxa" w:w="60"/>
+              <w:left w:type="dxa" w:w="100"/>
+              <w:bottom w:type="dxa" w:w="60"/>
+              <w:right w:type="dxa" w:w="100"/>
+            </w:tcMar>
+          </w:tcPr>
+          <w:p>
+            <w:pPr>
+              <w:spacing w:after="0" w:before="0"/>
+            </w:pPr>
+            <w:r>
+              <w:rPr>
+                <w:b/>
+                <w:bCs/>
+                <w:color w:val="7A5400"/>
+                <w:sz w:val="16"/>
+                <w:szCs w:val="16"/>
+              </w:rPr>
+              <w:t xml:space="preserve">EXPLAIN YOUR REASONING</w:t>
+            </w:r>
+          </w:p>
+        </w:tc>
+      </w:tr>
+      <w:tr>
+        <w:trPr>
+          <w:cantSplit/>
+        </w:trPr>
+        <w:tc>
+          <w:tcPr>
+            <w:tcW w:type="dxa" w:w="2800"/>
+            <w:tcMar>
+              <w:top w:type="dxa" w:w="80"/>
+              <w:left w:type="dxa" w:w="100"/>
+              <w:bottom w:type="dxa" w:w="80"/>
+              <w:right w:type="dxa" w:w="100"/>
+            </w:tcMar>
+            <w:vAlign w:val="top"/>
+          </w:tcPr>
+          <w:p>
+            <w:pPr>
+              <w:spacing w:after="40" w:before="0"/>
+            </w:pPr>
+            <w:r>
+              <w:rPr>
+                <w:b/>
+                <w:bCs/>
+                <w:color w:val="0F2B3C"/>
+                <w:sz w:val="20"/>
+                <w:szCs w:val="20"/>
+              </w:rPr>
+              <w:t xml:space="preserve">1.  The box ▢ = 6. What is ▢? Just write the number.</w:t>
+            </w:r>
+          </w:p>
+        </w:tc>
+        <w:tc>
+          <w:tcPr>
+            <w:tcW w:type="dxa" w:w="3560"/>
+            <w:tcMar>
+              <w:top w:type="dxa" w:w="80"/>
+              <w:left w:type="dxa" w:w="100"/>
+              <w:bottom w:type="dxa" w:w="80"/>
+              <w:right w:type="dxa" w:w="100"/>
+            </w:tcMar>
+            <w:vAlign w:val="top"/>
+          </w:tcPr>
+          <w:p>
+            <w:pPr>
+              <w:spacing w:after="50" w:before="0"/>
+            </w:pPr>
+            <w:r>
+              <w:rPr>
+                <w:color w:val="BBBBBB"/>
+                <w:sz w:val="18"/>
+                <w:szCs w:val="18"/>
+              </w:rPr>
+              <w:t xml:space="preserve">____________________________</w:t>
+            </w:r>
+          </w:p>
+          <w:p>
+            <w:pPr>
+              <w:spacing w:after="50" w:before="0"/>
+            </w:pPr>
+            <w:r>
+              <w:rPr>
+                <w:color w:val="BBBBBB"/>
+                <w:sz w:val="18"/>
+                <w:szCs w:val="18"/>
+              </w:rPr>
+              <w:t xml:space="preserve">____________________________</w:t>
+            </w:r>
+          </w:p>
+          <w:p>
+            <w:pPr>
+              <w:spacing w:after="50" w:before="0"/>
+            </w:pPr>
+            <w:r>
+              <w:rPr>
+                <w:color w:val="BBBBBB"/>
+                <w:sz w:val="18"/>
+                <w:szCs w:val="18"/>
+              </w:rPr>
+              <w:t xml:space="preserve">____________________________</w:t>
+            </w:r>
+          </w:p>
+          <w:p>
+            <w:pPr>
+              <w:spacing w:after="50" w:before="0"/>
+            </w:pPr>
+            <w:r>
+              <w:rPr>
+                <w:color w:val="BBBBBB"/>
+                <w:sz w:val="18"/>
+                <w:szCs w:val="18"/>
+              </w:rPr>
+              <w:t xml:space="preserve">____________________________</w:t>
+            </w:r>
+          </w:p>
+        </w:tc>
+        <w:tc>
+          <w:tcPr>
+            <w:tcW w:type="dxa" w:w="3000"/>
+            <w:shd w:fill="FBF3E2" w:color="auto" w:val="clear"/>
+            <w:tcMar>
+              <w:top w:type="dxa" w:w="80"/>
+              <w:left w:type="dxa" w:w="100"/>
+              <w:bottom w:type="dxa" w:w="80"/>
+              <w:right w:type="dxa" w:w="100"/>
+            </w:tcMar>
+            <w:vAlign w:val="top"/>
+          </w:tcPr>
+          <w:p>
+            <w:pPr>
+              <w:spacing w:after="30" w:before="0"/>
+            </w:pPr>
+            <w:r>
+              <w:rPr>
+                <w:b/>
+                <w:bCs/>
+                <w:color w:val="0F2B3C"/>
+                <w:sz w:val="18"/>
+                <w:szCs w:val="18"/>
+              </w:rPr>
+              <w:t xml:space="preserve">Because... ________________</w:t>
+            </w:r>
+          </w:p>
+          <w:p>
+            <w:pPr>
+              <w:spacing w:after="50" w:before="0"/>
+            </w:pPr>
+            <w:r>
+              <w:rPr>
+                <w:color w:val="BBBBBB"/>
+                <w:sz w:val="18"/>
+                <w:szCs w:val="18"/>
+              </w:rPr>
+              <w:t xml:space="preserve">____________________________</w:t>
+            </w:r>
+          </w:p>
+          <w:p>
+            <w:pPr>
+              <w:spacing w:after="30" w:before="40"/>
+            </w:pPr>
+            <w:r>
+              <w:rPr>
+                <w:b/>
+                <w:bCs/>
+                <w:color w:val="1A6FB5"/>
+                <w:sz w:val="18"/>
+                <w:szCs w:val="18"/>
+              </w:rPr>
+              <w:t xml:space="preserve">Although... _______________</w:t>
+            </w:r>
+          </w:p>
+          <w:p>
+            <w:pPr>
+              <w:spacing w:after="50" w:before="0"/>
+            </w:pPr>
+            <w:r>
+              <w:rPr>
+                <w:color w:val="BBBBBB"/>
+                <w:sz w:val="18"/>
+                <w:szCs w:val="18"/>
+              </w:rPr>
+              <w:t xml:space="preserve">____________________________</w:t>
+            </w:r>
+          </w:p>
+          <w:p>
+            <w:pPr>
+              <w:spacing w:after="30" w:before="40"/>
+            </w:pPr>
+            <w:r>
+              <w:rPr>
+                <w:b/>
+                <w:bCs/>
+                <w:color w:val="7A5400"/>
+                <w:sz w:val="18"/>
+                <w:szCs w:val="18"/>
+              </w:rPr>
+              <w:t xml:space="preserve">Therefore... ______________</w:t>
+            </w:r>
+          </w:p>
+          <w:p>
+            <w:pPr>
+              <w:spacing w:after="50" w:before="0"/>
+            </w:pPr>
+            <w:r>
+              <w:rPr>
+                <w:color w:val="BBBBBB"/>
+                <w:sz w:val="18"/>
+                <w:szCs w:val="18"/>
+              </w:rPr>
+              <w:t xml:space="preserve">____________________________</w:t>
+            </w:r>
+          </w:p>
+        </w:tc>
+      </w:tr>
+    </w:tbl>
+    <w:p>
+      <w:pPr>
+        <w:spacing w:after="60" w:before="0"/>
+      </w:pPr>
+      <w:r>
+        <w:t xml:space="preserve"/>
+      </w:r>
+    </w:p>
+    <w:tbl>
+      <w:tblPr>
+        <w:tblW w:type="dxa" w:w="9360"/>
+        <w:tblBorders>
+          <w:top w:val="single" w:color="C7D2DD" w:sz="6"/>
+          <w:left w:val="single" w:color="C7D2DD" w:sz="6"/>
+          <w:bottom w:val="single" w:color="C7D2DD" w:sz="6"/>
+          <w:right w:val="single" w:color="C7D2DD" w:sz="6"/>
+          <w:insideH w:val="single" w:color="C7D2DD" w:sz="6"/>
+          <w:insideV w:val="single" w:color="C7D2DD" w:sz="6"/>
+        </w:tblBorders>
+      </w:tblPr>
+      <w:tblGrid>
+        <w:gridCol w:w="2800"/>
+        <w:gridCol w:w="3560"/>
+        <w:gridCol w:w="3000"/>
+      </w:tblGrid>
+      <w:tr>
+        <w:trPr>
+          <w:cantSplit/>
+          <w:tblHeader/>
+        </w:trPr>
+        <w:tc>
+          <w:tcPr>
+            <w:tcW w:type="dxa" w:w="2800"/>
+            <w:shd w:fill="EEF4F8" w:color="auto" w:val="clear"/>
+            <w:tcMar>
+              <w:top w:type="dxa" w:w="60"/>
+              <w:left w:type="dxa" w:w="100"/>
+              <w:bottom w:type="dxa" w:w="60"/>
+              <w:right w:type="dxa" w:w="100"/>
+            </w:tcMar>
+          </w:tcPr>
+          <w:p>
+            <w:pPr>
+              <w:spacing w:after="0" w:before="0"/>
+            </w:pPr>
+            <w:r>
+              <w:rPr>
+                <w:b/>
+                <w:bCs/>
+                <w:color w:val="0F2B3C"/>
+                <w:sz w:val="16"/>
+                <w:szCs w:val="16"/>
+              </w:rPr>
+              <w:t xml:space="preserve">CORE PROBLEM / GIVEN REPRESENTATION</w:t>
+            </w:r>
+          </w:p>
+        </w:tc>
+        <w:tc>
+          <w:tcPr>
+            <w:tcW w:type="dxa" w:w="3560"/>
+            <w:shd w:fill="EEF4F8" w:color="auto" w:val="clear"/>
+            <w:tcMar>
+              <w:top w:type="dxa" w:w="60"/>
+              <w:left w:type="dxa" w:w="100"/>
+              <w:bottom w:type="dxa" w:w="60"/>
+              <w:right w:type="dxa" w:w="100"/>
+            </w:tcMar>
+          </w:tcPr>
+          <w:p>
+            <w:pPr>
+              <w:spacing w:after="0" w:before="0"/>
+            </w:pPr>
+            <w:r>
+              <w:rPr>
+                <w:b/>
+                <w:bCs/>
+                <w:color w:val="0F2B3C"/>
+                <w:sz w:val="16"/>
+                <w:szCs w:val="16"/>
+              </w:rPr>
+              <w:t xml:space="preserve">WORKING SPACE / CALCULATION STEPS</w:t>
+            </w:r>
+          </w:p>
+        </w:tc>
+        <w:tc>
+          <w:tcPr>
+            <w:tcW w:type="dxa" w:w="3000"/>
+            <w:shd w:fill="FBF3E2" w:color="auto" w:val="clear"/>
+            <w:tcMar>
+              <w:top w:type="dxa" w:w="60"/>
+              <w:left w:type="dxa" w:w="100"/>
+              <w:bottom w:type="dxa" w:w="60"/>
+              <w:right w:type="dxa" w:w="100"/>
+            </w:tcMar>
+          </w:tcPr>
+          <w:p>
+            <w:pPr>
+              <w:spacing w:after="0" w:before="0"/>
+            </w:pPr>
+            <w:r>
+              <w:rPr>
+                <w:b/>
+                <w:bCs/>
+                <w:color w:val="7A5400"/>
+                <w:sz w:val="16"/>
+                <w:szCs w:val="16"/>
+              </w:rPr>
+              <w:t xml:space="preserve">EXPLAIN YOUR REASONING</w:t>
+            </w:r>
+          </w:p>
+        </w:tc>
+      </w:tr>
+      <w:tr>
+        <w:trPr>
+          <w:cantSplit/>
+        </w:trPr>
+        <w:tc>
+          <w:tcPr>
+            <w:tcW w:type="dxa" w:w="2800"/>
+            <w:tcMar>
+              <w:top w:type="dxa" w:w="80"/>
+              <w:left w:type="dxa" w:w="100"/>
+              <w:bottom w:type="dxa" w:w="80"/>
+              <w:right w:type="dxa" w:w="100"/>
+            </w:tcMar>
+            <w:vAlign w:val="top"/>
+          </w:tcPr>
+          <w:p>
+            <w:pPr>
+              <w:spacing w:after="40" w:before="0"/>
+            </w:pPr>
+            <w:r>
+              <w:rPr>
+                <w:b/>
+                <w:bCs/>
+                <w:color w:val="0F2B3C"/>
+                <w:sz w:val="20"/>
+                <w:szCs w:val="20"/>
+              </w:rPr>
+              <w:t xml:space="preserve">2.  ▢ = 6. What is ▢ + 2?</w:t>
+            </w:r>
+          </w:p>
+        </w:tc>
+        <w:tc>
+          <w:tcPr>
+            <w:tcW w:type="dxa" w:w="3560"/>
+            <w:tcMar>
+              <w:top w:type="dxa" w:w="80"/>
+              <w:left w:type="dxa" w:w="100"/>
+              <w:bottom w:type="dxa" w:w="80"/>
+              <w:right w:type="dxa" w:w="100"/>
+            </w:tcMar>
+            <w:vAlign w:val="top"/>
+          </w:tcPr>
+          <w:p>
+            <w:pPr>
+              <w:spacing w:after="50" w:before="0"/>
+            </w:pPr>
+            <w:r>
+              <w:rPr>
+                <w:color w:val="BBBBBB"/>
+                <w:sz w:val="18"/>
+                <w:szCs w:val="18"/>
+              </w:rPr>
+              <w:t xml:space="preserve">____________________________</w:t>
+            </w:r>
+          </w:p>
+          <w:p>
+            <w:pPr>
+              <w:spacing w:after="50" w:before="0"/>
+            </w:pPr>
+            <w:r>
+              <w:rPr>
+                <w:color w:val="BBBBBB"/>
+                <w:sz w:val="18"/>
+                <w:szCs w:val="18"/>
+              </w:rPr>
+              <w:t xml:space="preserve">____________________________</w:t>
+            </w:r>
+          </w:p>
+          <w:p>
+            <w:pPr>
+              <w:spacing w:after="50" w:before="0"/>
+            </w:pPr>
+            <w:r>
+              <w:rPr>
+                <w:color w:val="BBBBBB"/>
+                <w:sz w:val="18"/>
+                <w:szCs w:val="18"/>
+              </w:rPr>
+              <w:t xml:space="preserve">____________________________</w:t>
+            </w:r>
+          </w:p>
+          <w:p>
+            <w:pPr>
+              <w:spacing w:after="50" w:before="0"/>
+            </w:pPr>
+            <w:r>
+              <w:rPr>
+                <w:color w:val="BBBBBB"/>
+                <w:sz w:val="18"/>
+                <w:szCs w:val="18"/>
+              </w:rPr>
+              <w:t xml:space="preserve">____________________________</w:t>
+            </w:r>
+          </w:p>
+        </w:tc>
+        <w:tc>
+          <w:tcPr>
+            <w:tcW w:type="dxa" w:w="3000"/>
+            <w:shd w:fill="FBF3E2" w:color="auto" w:val="clear"/>
+            <w:tcMar>
+              <w:top w:type="dxa" w:w="80"/>
+              <w:left w:type="dxa" w:w="100"/>
+              <w:bottom w:type="dxa" w:w="80"/>
+              <w:right w:type="dxa" w:w="100"/>
+            </w:tcMar>
+            <w:vAlign w:val="top"/>
+          </w:tcPr>
+          <w:p>
+            <w:pPr>
+              <w:spacing w:after="30" w:before="0"/>
+            </w:pPr>
+            <w:r>
+              <w:rPr>
+                <w:b/>
+                <w:bCs/>
+                <w:color w:val="0F2B3C"/>
+                <w:sz w:val="18"/>
+                <w:szCs w:val="18"/>
+              </w:rPr>
+              <w:t xml:space="preserve">Because... ________________</w:t>
+            </w:r>
+          </w:p>
+          <w:p>
+            <w:pPr>
+              <w:spacing w:after="50" w:before="0"/>
+            </w:pPr>
+            <w:r>
+              <w:rPr>
+                <w:color w:val="BBBBBB"/>
+                <w:sz w:val="18"/>
+                <w:szCs w:val="18"/>
+              </w:rPr>
+              <w:t xml:space="preserve">____________________________</w:t>
+            </w:r>
+          </w:p>
+          <w:p>
+            <w:pPr>
+              <w:spacing w:after="30" w:before="40"/>
+            </w:pPr>
+            <w:r>
+              <w:rPr>
+                <w:b/>
+                <w:bCs/>
+                <w:color w:val="1A6FB5"/>
+                <w:sz w:val="18"/>
+                <w:szCs w:val="18"/>
+              </w:rPr>
+              <w:t xml:space="preserve">Although... _______________</w:t>
+            </w:r>
+          </w:p>
+          <w:p>
+            <w:pPr>
+              <w:spacing w:after="50" w:before="0"/>
+            </w:pPr>
+            <w:r>
+              <w:rPr>
+                <w:color w:val="BBBBBB"/>
+                <w:sz w:val="18"/>
+                <w:szCs w:val="18"/>
+              </w:rPr>
+              <w:t xml:space="preserve">____________________________</w:t>
+            </w:r>
+          </w:p>
+          <w:p>
+            <w:pPr>
+              <w:spacing w:after="30" w:before="40"/>
+            </w:pPr>
+            <w:r>
+              <w:rPr>
+                <w:b/>
+                <w:bCs/>
+                <w:color w:val="7A5400"/>
+                <w:sz w:val="18"/>
+                <w:szCs w:val="18"/>
+              </w:rPr>
+              <w:t xml:space="preserve">Therefore... ______________</w:t>
+            </w:r>
+          </w:p>
+          <w:p>
+            <w:pPr>
+              <w:spacing w:after="50" w:before="0"/>
+            </w:pPr>
+            <w:r>
+              <w:rPr>
+                <w:color w:val="BBBBBB"/>
+                <w:sz w:val="18"/>
+                <w:szCs w:val="18"/>
+              </w:rPr>
+              <w:t xml:space="preserve">____________________________</w:t>
+            </w:r>
+          </w:p>
+        </w:tc>
+      </w:tr>
+    </w:tbl>
+    <w:p>
+      <w:pPr>
+        <w:spacing w:after="60" w:before="0"/>
+      </w:pPr>
+      <w:r>
+        <w:t xml:space="preserve"/>
+      </w:r>
+    </w:p>
+    <w:tbl>
+      <w:tblPr>
+        <w:tblW w:type="dxa" w:w="9360"/>
+        <w:tblBorders>
+          <w:top w:val="single" w:color="C7D2DD" w:sz="6"/>
+          <w:left w:val="single" w:color="C7D2DD" w:sz="6"/>
+          <w:bottom w:val="single" w:color="C7D2DD" w:sz="6"/>
+          <w:right w:val="single" w:color="C7D2DD" w:sz="6"/>
+          <w:insideH w:val="single" w:color="C7D2DD" w:sz="6"/>
+          <w:insideV w:val="single" w:color="C7D2DD" w:sz="6"/>
+        </w:tblBorders>
+      </w:tblPr>
+      <w:tblGrid>
+        <w:gridCol w:w="2800"/>
+        <w:gridCol w:w="3560"/>
+        <w:gridCol w:w="3000"/>
+      </w:tblGrid>
+      <w:tr>
+        <w:trPr>
+          <w:cantSplit/>
+          <w:tblHeader/>
+        </w:trPr>
+        <w:tc>
+          <w:tcPr>
+            <w:tcW w:type="dxa" w:w="2800"/>
+            <w:shd w:fill="EEF4F8" w:color="auto" w:val="clear"/>
+            <w:tcMar>
+              <w:top w:type="dxa" w:w="60"/>
+              <w:left w:type="dxa" w:w="100"/>
+              <w:bottom w:type="dxa" w:w="60"/>
+              <w:right w:type="dxa" w:w="100"/>
+            </w:tcMar>
+          </w:tcPr>
+          <w:p>
+            <w:pPr>
+              <w:spacing w:after="0" w:before="0"/>
+            </w:pPr>
+            <w:r>
+              <w:rPr>
+                <w:b/>
+                <w:bCs/>
+                <w:color w:val="0F2B3C"/>
+                <w:sz w:val="16"/>
+                <w:szCs w:val="16"/>
+              </w:rPr>
+              <w:t xml:space="preserve">CORE PROBLEM / GIVEN REPRESENTATION</w:t>
+            </w:r>
+          </w:p>
+        </w:tc>
+        <w:tc>
+          <w:tcPr>
+            <w:tcW w:type="dxa" w:w="3560"/>
+            <w:shd w:fill="EEF4F8" w:color="auto" w:val="clear"/>
+            <w:tcMar>
+              <w:top w:type="dxa" w:w="60"/>
+              <w:left w:type="dxa" w:w="100"/>
+              <w:bottom w:type="dxa" w:w="60"/>
+              <w:right w:type="dxa" w:w="100"/>
+            </w:tcMar>
+          </w:tcPr>
+          <w:p>
+            <w:pPr>
+              <w:spacing w:after="0" w:before="0"/>
+            </w:pPr>
+            <w:r>
+              <w:rPr>
+                <w:b/>
+                <w:bCs/>
+                <w:color w:val="0F2B3C"/>
+                <w:sz w:val="16"/>
+                <w:szCs w:val="16"/>
+              </w:rPr>
+              <w:t xml:space="preserve">WORKING SPACE / CALCULATION STEPS</w:t>
+            </w:r>
+          </w:p>
+        </w:tc>
+        <w:tc>
+          <w:tcPr>
+            <w:tcW w:type="dxa" w:w="3000"/>
+            <w:shd w:fill="FBF3E2" w:color="auto" w:val="clear"/>
+            <w:tcMar>
+              <w:top w:type="dxa" w:w="60"/>
+              <w:left w:type="dxa" w:w="100"/>
+              <w:bottom w:type="dxa" w:w="60"/>
+              <w:right w:type="dxa" w:w="100"/>
+            </w:tcMar>
+          </w:tcPr>
+          <w:p>
+            <w:pPr>
+              <w:spacing w:after="0" w:before="0"/>
+            </w:pPr>
+            <w:r>
+              <w:rPr>
+                <w:b/>
+                <w:bCs/>
+                <w:color w:val="7A5400"/>
+                <w:sz w:val="16"/>
+                <w:szCs w:val="16"/>
+              </w:rPr>
+              <w:t xml:space="preserve">EXPLAIN YOUR REASONING</w:t>
+            </w:r>
+          </w:p>
+        </w:tc>
+      </w:tr>
+      <w:tr>
+        <w:trPr>
+          <w:cantSplit/>
+        </w:trPr>
+        <w:tc>
+          <w:tcPr>
+            <w:tcW w:type="dxa" w:w="2800"/>
+            <w:tcMar>
+              <w:top w:type="dxa" w:w="80"/>
+              <w:left w:type="dxa" w:w="100"/>
+              <w:bottom w:type="dxa" w:w="80"/>
+              <w:right w:type="dxa" w:w="100"/>
+            </w:tcMar>
+            <w:vAlign w:val="top"/>
+          </w:tcPr>
+          <w:p>
+            <w:pPr>
+              <w:spacing w:after="40" w:before="0"/>
+            </w:pPr>
+            <w:r>
+              <w:rPr>
+                <w:b/>
+                <w:bCs/>
+                <w:color w:val="0F2B3C"/>
+                <w:sz w:val="20"/>
+                <w:szCs w:val="20"/>
+              </w:rPr>
+              <w:t xml:space="preserve">3.  ▢ = 6. What is ▢ − 4?</w:t>
+            </w:r>
+          </w:p>
+        </w:tc>
+        <w:tc>
+          <w:tcPr>
+            <w:tcW w:type="dxa" w:w="3560"/>
+            <w:tcMar>
+              <w:top w:type="dxa" w:w="80"/>
+              <w:left w:type="dxa" w:w="100"/>
+              <w:bottom w:type="dxa" w:w="80"/>
+              <w:right w:type="dxa" w:w="100"/>
+            </w:tcMar>
+            <w:vAlign w:val="top"/>
+          </w:tcPr>
+          <w:p>
+            <w:pPr>
+              <w:spacing w:after="50" w:before="0"/>
+            </w:pPr>
+            <w:r>
+              <w:rPr>
+                <w:color w:val="BBBBBB"/>
+                <w:sz w:val="18"/>
+                <w:szCs w:val="18"/>
+              </w:rPr>
+              <w:t xml:space="preserve">____________________________</w:t>
+            </w:r>
+          </w:p>
+          <w:p>
+            <w:pPr>
+              <w:spacing w:after="50" w:before="0"/>
+            </w:pPr>
+            <w:r>
+              <w:rPr>
+                <w:color w:val="BBBBBB"/>
+                <w:sz w:val="18"/>
+                <w:szCs w:val="18"/>
+              </w:rPr>
+              <w:t xml:space="preserve">____________________________</w:t>
+            </w:r>
+          </w:p>
+          <w:p>
+            <w:pPr>
+              <w:spacing w:after="50" w:before="0"/>
+            </w:pPr>
+            <w:r>
+              <w:rPr>
+                <w:color w:val="BBBBBB"/>
+                <w:sz w:val="18"/>
+                <w:szCs w:val="18"/>
+              </w:rPr>
+              <w:t xml:space="preserve">____________________________</w:t>
+            </w:r>
+          </w:p>
+          <w:p>
+            <w:pPr>
+              <w:spacing w:after="50" w:before="0"/>
+            </w:pPr>
+            <w:r>
+              <w:rPr>
+                <w:color w:val="BBBBBB"/>
+                <w:sz w:val="18"/>
+                <w:szCs w:val="18"/>
+              </w:rPr>
+              <w:t xml:space="preserve">____________________________</w:t>
+            </w:r>
+          </w:p>
+        </w:tc>
+        <w:tc>
+          <w:tcPr>
+            <w:tcW w:type="dxa" w:w="3000"/>
+            <w:shd w:fill="FBF3E2" w:color="auto" w:val="clear"/>
+            <w:tcMar>
+              <w:top w:type="dxa" w:w="80"/>
+              <w:left w:type="dxa" w:w="100"/>
+              <w:bottom w:type="dxa" w:w="80"/>
+              <w:right w:type="dxa" w:w="100"/>
+            </w:tcMar>
+            <w:vAlign w:val="top"/>
+          </w:tcPr>
+          <w:p>
+            <w:pPr>
+              <w:spacing w:after="30" w:before="0"/>
+            </w:pPr>
+            <w:r>
+              <w:rPr>
+                <w:b/>
+                <w:bCs/>
+                <w:color w:val="0F2B3C"/>
+                <w:sz w:val="18"/>
+                <w:szCs w:val="18"/>
+              </w:rPr>
+              <w:t xml:space="preserve">Because... ________________</w:t>
+            </w:r>
+          </w:p>
+          <w:p>
+            <w:pPr>
+              <w:spacing w:after="50" w:before="0"/>
+            </w:pPr>
+            <w:r>
+              <w:rPr>
+                <w:color w:val="BBBBBB"/>
+                <w:sz w:val="18"/>
+                <w:szCs w:val="18"/>
+              </w:rPr>
+              <w:t xml:space="preserve">____________________________</w:t>
+            </w:r>
+          </w:p>
+          <w:p>
+            <w:pPr>
+              <w:spacing w:after="30" w:before="40"/>
+            </w:pPr>
+            <w:r>
+              <w:rPr>
+                <w:b/>
+                <w:bCs/>
+                <w:color w:val="1A6FB5"/>
+                <w:sz w:val="18"/>
+                <w:szCs w:val="18"/>
+              </w:rPr>
+              <w:t xml:space="preserve">Although... _______________</w:t>
+            </w:r>
+          </w:p>
+          <w:p>
+            <w:pPr>
+              <w:spacing w:after="50" w:before="0"/>
+            </w:pPr>
+            <w:r>
+              <w:rPr>
+                <w:color w:val="BBBBBB"/>
+                <w:sz w:val="18"/>
+                <w:szCs w:val="18"/>
+              </w:rPr>
+              <w:t xml:space="preserve">____________________________</w:t>
+            </w:r>
+          </w:p>
+          <w:p>
+            <w:pPr>
+              <w:spacing w:after="30" w:before="40"/>
+            </w:pPr>
+            <w:r>
+              <w:rPr>
+                <w:b/>
+                <w:bCs/>
+                <w:color w:val="7A5400"/>
+                <w:sz w:val="18"/>
+                <w:szCs w:val="18"/>
+              </w:rPr>
+              <w:t xml:space="preserve">Therefore... ______________</w:t>
+            </w:r>
+          </w:p>
+          <w:p>
+            <w:pPr>
+              <w:spacing w:after="50" w:before="0"/>
+            </w:pPr>
+            <w:r>
+              <w:rPr>
+                <w:color w:val="BBBBBB"/>
+                <w:sz w:val="18"/>
+                <w:szCs w:val="18"/>
+              </w:rPr>
+              <w:t xml:space="preserve">____________________________</w:t>
+            </w:r>
+          </w:p>
+        </w:tc>
+      </w:tr>
+    </w:tbl>
+    <w:p>
+      <w:pPr>
+        <w:spacing w:after="60" w:before="0"/>
+      </w:pPr>
+      <w:r>
+        <w:t xml:space="preserve"/>
       </w:r>
     </w:p>
     <w:p>
@@ -225,73 +2326,922 @@
         <w:t xml:space="preserve">Substitute, then do the order of operations.</w:t>
       </w:r>
     </w:p>
-    <w:p>
-      <w:pPr>
-        <w:spacing w:after="40" w:before="0"/>
-      </w:pPr>
-      <w:r>
-        <w:rPr>
-          <w:sz w:val="22"/>
-          <w:szCs w:val="22"/>
-        </w:rPr>
-        <w:t xml:space="preserve">1.  n = 5. What is n + 7?</w:t>
-      </w:r>
-    </w:p>
-    <w:p>
-      <w:pPr>
-        <w:spacing w:after="80" w:before="0"/>
-      </w:pPr>
-      <w:r>
-        <w:rPr>
-          <w:color w:val="BBBBBB"/>
-        </w:rPr>
-        <w:t xml:space="preserve">____________________________________________________</w:t>
-      </w:r>
-    </w:p>
-    <w:p>
-      <w:pPr>
-        <w:spacing w:after="40" w:before="0"/>
-      </w:pPr>
-      <w:r>
-        <w:rPr>
-          <w:sz w:val="22"/>
-          <w:szCs w:val="22"/>
-        </w:rPr>
-        <w:t xml:space="preserve">2.  n = 3. What is 2 × n?</w:t>
-      </w:r>
-    </w:p>
-    <w:p>
-      <w:pPr>
-        <w:spacing w:after="80" w:before="0"/>
-      </w:pPr>
-      <w:r>
-        <w:rPr>
-          <w:color w:val="BBBBBB"/>
-        </w:rPr>
-        <w:t xml:space="preserve">____________________________________________________</w:t>
-      </w:r>
-    </w:p>
-    <w:p>
-      <w:pPr>
-        <w:spacing w:after="40" w:before="0"/>
-      </w:pPr>
-      <w:r>
-        <w:rPr>
-          <w:sz w:val="22"/>
-          <w:szCs w:val="22"/>
-        </w:rPr>
-        <w:t xml:space="preserve">3.  n = 4. What is 2 × n + 1? (multiply first)</w:t>
-      </w:r>
-    </w:p>
-    <w:p>
-      <w:pPr>
-        <w:spacing w:after="80" w:before="0"/>
-      </w:pPr>
-      <w:r>
-        <w:rPr>
-          <w:color w:val="BBBBBB"/>
-        </w:rPr>
-        <w:t xml:space="preserve">____________________________________________________</w:t>
+    <w:tbl>
+      <w:tblPr>
+        <w:tblW w:type="dxa" w:w="9360"/>
+        <w:tblBorders>
+          <w:top w:val="single" w:color="C7D2DD" w:sz="6"/>
+          <w:left w:val="single" w:color="C7D2DD" w:sz="6"/>
+          <w:bottom w:val="single" w:color="C7D2DD" w:sz="6"/>
+          <w:right w:val="single" w:color="C7D2DD" w:sz="6"/>
+          <w:insideH w:val="single" w:color="C7D2DD" w:sz="6"/>
+          <w:insideV w:val="single" w:color="C7D2DD" w:sz="6"/>
+        </w:tblBorders>
+      </w:tblPr>
+      <w:tblGrid>
+        <w:gridCol w:w="2800"/>
+        <w:gridCol w:w="3560"/>
+        <w:gridCol w:w="3000"/>
+      </w:tblGrid>
+      <w:tr>
+        <w:trPr>
+          <w:cantSplit/>
+          <w:tblHeader/>
+        </w:trPr>
+        <w:tc>
+          <w:tcPr>
+            <w:tcW w:type="dxa" w:w="2800"/>
+            <w:shd w:fill="EEF4F8" w:color="auto" w:val="clear"/>
+            <w:tcMar>
+              <w:top w:type="dxa" w:w="60"/>
+              <w:left w:type="dxa" w:w="100"/>
+              <w:bottom w:type="dxa" w:w="60"/>
+              <w:right w:type="dxa" w:w="100"/>
+            </w:tcMar>
+          </w:tcPr>
+          <w:p>
+            <w:pPr>
+              <w:spacing w:after="0" w:before="0"/>
+            </w:pPr>
+            <w:r>
+              <w:rPr>
+                <w:b/>
+                <w:bCs/>
+                <w:color w:val="0F2B3C"/>
+                <w:sz w:val="16"/>
+                <w:szCs w:val="16"/>
+              </w:rPr>
+              <w:t xml:space="preserve">CORE PROBLEM / GIVEN REPRESENTATION</w:t>
+            </w:r>
+          </w:p>
+        </w:tc>
+        <w:tc>
+          <w:tcPr>
+            <w:tcW w:type="dxa" w:w="3560"/>
+            <w:shd w:fill="EEF4F8" w:color="auto" w:val="clear"/>
+            <w:tcMar>
+              <w:top w:type="dxa" w:w="60"/>
+              <w:left w:type="dxa" w:w="100"/>
+              <w:bottom w:type="dxa" w:w="60"/>
+              <w:right w:type="dxa" w:w="100"/>
+            </w:tcMar>
+          </w:tcPr>
+          <w:p>
+            <w:pPr>
+              <w:spacing w:after="0" w:before="0"/>
+            </w:pPr>
+            <w:r>
+              <w:rPr>
+                <w:b/>
+                <w:bCs/>
+                <w:color w:val="0F2B3C"/>
+                <w:sz w:val="16"/>
+                <w:szCs w:val="16"/>
+              </w:rPr>
+              <w:t xml:space="preserve">WORKING SPACE / CALCULATION STEPS</w:t>
+            </w:r>
+          </w:p>
+        </w:tc>
+        <w:tc>
+          <w:tcPr>
+            <w:tcW w:type="dxa" w:w="3000"/>
+            <w:shd w:fill="FBF3E2" w:color="auto" w:val="clear"/>
+            <w:tcMar>
+              <w:top w:type="dxa" w:w="60"/>
+              <w:left w:type="dxa" w:w="100"/>
+              <w:bottom w:type="dxa" w:w="60"/>
+              <w:right w:type="dxa" w:w="100"/>
+            </w:tcMar>
+          </w:tcPr>
+          <w:p>
+            <w:pPr>
+              <w:spacing w:after="0" w:before="0"/>
+            </w:pPr>
+            <w:r>
+              <w:rPr>
+                <w:b/>
+                <w:bCs/>
+                <w:color w:val="7A5400"/>
+                <w:sz w:val="16"/>
+                <w:szCs w:val="16"/>
+              </w:rPr>
+              <w:t xml:space="preserve">EXPLAIN YOUR REASONING</w:t>
+            </w:r>
+          </w:p>
+        </w:tc>
+      </w:tr>
+      <w:tr>
+        <w:trPr>
+          <w:cantSplit/>
+        </w:trPr>
+        <w:tc>
+          <w:tcPr>
+            <w:tcW w:type="dxa" w:w="2800"/>
+            <w:tcMar>
+              <w:top w:type="dxa" w:w="80"/>
+              <w:left w:type="dxa" w:w="100"/>
+              <w:bottom w:type="dxa" w:w="80"/>
+              <w:right w:type="dxa" w:w="100"/>
+            </w:tcMar>
+            <w:vAlign w:val="top"/>
+          </w:tcPr>
+          <w:p>
+            <w:pPr>
+              <w:spacing w:after="40" w:before="0"/>
+            </w:pPr>
+            <w:r>
+              <w:rPr>
+                <w:b/>
+                <w:bCs/>
+                <w:color w:val="0F2B3C"/>
+                <w:sz w:val="20"/>
+                <w:szCs w:val="20"/>
+              </w:rPr>
+              <w:t xml:space="preserve">1.  n = 5. What is n + 7?</w:t>
+            </w:r>
+          </w:p>
+        </w:tc>
+        <w:tc>
+          <w:tcPr>
+            <w:tcW w:type="dxa" w:w="3560"/>
+            <w:tcMar>
+              <w:top w:type="dxa" w:w="80"/>
+              <w:left w:type="dxa" w:w="100"/>
+              <w:bottom w:type="dxa" w:w="80"/>
+              <w:right w:type="dxa" w:w="100"/>
+            </w:tcMar>
+            <w:vAlign w:val="top"/>
+          </w:tcPr>
+          <w:p>
+            <w:pPr>
+              <w:spacing w:after="50" w:before="0"/>
+            </w:pPr>
+            <w:r>
+              <w:rPr>
+                <w:color w:val="BBBBBB"/>
+                <w:sz w:val="18"/>
+                <w:szCs w:val="18"/>
+              </w:rPr>
+              <w:t xml:space="preserve">____________________________</w:t>
+            </w:r>
+          </w:p>
+          <w:p>
+            <w:pPr>
+              <w:spacing w:after="50" w:before="0"/>
+            </w:pPr>
+            <w:r>
+              <w:rPr>
+                <w:color w:val="BBBBBB"/>
+                <w:sz w:val="18"/>
+                <w:szCs w:val="18"/>
+              </w:rPr>
+              <w:t xml:space="preserve">____________________________</w:t>
+            </w:r>
+          </w:p>
+          <w:p>
+            <w:pPr>
+              <w:spacing w:after="50" w:before="0"/>
+            </w:pPr>
+            <w:r>
+              <w:rPr>
+                <w:color w:val="BBBBBB"/>
+                <w:sz w:val="18"/>
+                <w:szCs w:val="18"/>
+              </w:rPr>
+              <w:t xml:space="preserve">____________________________</w:t>
+            </w:r>
+          </w:p>
+          <w:p>
+            <w:pPr>
+              <w:spacing w:after="50" w:before="0"/>
+            </w:pPr>
+            <w:r>
+              <w:rPr>
+                <w:color w:val="BBBBBB"/>
+                <w:sz w:val="18"/>
+                <w:szCs w:val="18"/>
+              </w:rPr>
+              <w:t xml:space="preserve">____________________________</w:t>
+            </w:r>
+          </w:p>
+        </w:tc>
+        <w:tc>
+          <w:tcPr>
+            <w:tcW w:type="dxa" w:w="3000"/>
+            <w:shd w:fill="FBF3E2" w:color="auto" w:val="clear"/>
+            <w:tcMar>
+              <w:top w:type="dxa" w:w="80"/>
+              <w:left w:type="dxa" w:w="100"/>
+              <w:bottom w:type="dxa" w:w="80"/>
+              <w:right w:type="dxa" w:w="100"/>
+            </w:tcMar>
+            <w:vAlign w:val="top"/>
+          </w:tcPr>
+          <w:p>
+            <w:pPr>
+              <w:spacing w:after="30" w:before="0"/>
+            </w:pPr>
+            <w:r>
+              <w:rPr>
+                <w:b/>
+                <w:bCs/>
+                <w:color w:val="0F2B3C"/>
+                <w:sz w:val="18"/>
+                <w:szCs w:val="18"/>
+              </w:rPr>
+              <w:t xml:space="preserve">Because... ________________</w:t>
+            </w:r>
+          </w:p>
+          <w:p>
+            <w:pPr>
+              <w:spacing w:after="50" w:before="0"/>
+            </w:pPr>
+            <w:r>
+              <w:rPr>
+                <w:color w:val="BBBBBB"/>
+                <w:sz w:val="18"/>
+                <w:szCs w:val="18"/>
+              </w:rPr>
+              <w:t xml:space="preserve">____________________________</w:t>
+            </w:r>
+          </w:p>
+          <w:p>
+            <w:pPr>
+              <w:spacing w:after="30" w:before="40"/>
+            </w:pPr>
+            <w:r>
+              <w:rPr>
+                <w:b/>
+                <w:bCs/>
+                <w:color w:val="1A6FB5"/>
+                <w:sz w:val="18"/>
+                <w:szCs w:val="18"/>
+              </w:rPr>
+              <w:t xml:space="preserve">Although... _______________</w:t>
+            </w:r>
+          </w:p>
+          <w:p>
+            <w:pPr>
+              <w:spacing w:after="50" w:before="0"/>
+            </w:pPr>
+            <w:r>
+              <w:rPr>
+                <w:color w:val="BBBBBB"/>
+                <w:sz w:val="18"/>
+                <w:szCs w:val="18"/>
+              </w:rPr>
+              <w:t xml:space="preserve">____________________________</w:t>
+            </w:r>
+          </w:p>
+          <w:p>
+            <w:pPr>
+              <w:spacing w:after="30" w:before="40"/>
+            </w:pPr>
+            <w:r>
+              <w:rPr>
+                <w:b/>
+                <w:bCs/>
+                <w:color w:val="7A5400"/>
+                <w:sz w:val="18"/>
+                <w:szCs w:val="18"/>
+              </w:rPr>
+              <w:t xml:space="preserve">Therefore... ______________</w:t>
+            </w:r>
+          </w:p>
+          <w:p>
+            <w:pPr>
+              <w:spacing w:after="50" w:before="0"/>
+            </w:pPr>
+            <w:r>
+              <w:rPr>
+                <w:color w:val="BBBBBB"/>
+                <w:sz w:val="18"/>
+                <w:szCs w:val="18"/>
+              </w:rPr>
+              <w:t xml:space="preserve">____________________________</w:t>
+            </w:r>
+          </w:p>
+        </w:tc>
+      </w:tr>
+    </w:tbl>
+    <w:p>
+      <w:pPr>
+        <w:spacing w:after="60" w:before="0"/>
+      </w:pPr>
+      <w:r>
+        <w:t xml:space="preserve"/>
+      </w:r>
+    </w:p>
+    <w:tbl>
+      <w:tblPr>
+        <w:tblW w:type="dxa" w:w="9360"/>
+        <w:tblBorders>
+          <w:top w:val="single" w:color="C7D2DD" w:sz="6"/>
+          <w:left w:val="single" w:color="C7D2DD" w:sz="6"/>
+          <w:bottom w:val="single" w:color="C7D2DD" w:sz="6"/>
+          <w:right w:val="single" w:color="C7D2DD" w:sz="6"/>
+          <w:insideH w:val="single" w:color="C7D2DD" w:sz="6"/>
+          <w:insideV w:val="single" w:color="C7D2DD" w:sz="6"/>
+        </w:tblBorders>
+      </w:tblPr>
+      <w:tblGrid>
+        <w:gridCol w:w="2800"/>
+        <w:gridCol w:w="3560"/>
+        <w:gridCol w:w="3000"/>
+      </w:tblGrid>
+      <w:tr>
+        <w:trPr>
+          <w:cantSplit/>
+          <w:tblHeader/>
+        </w:trPr>
+        <w:tc>
+          <w:tcPr>
+            <w:tcW w:type="dxa" w:w="2800"/>
+            <w:shd w:fill="EEF4F8" w:color="auto" w:val="clear"/>
+            <w:tcMar>
+              <w:top w:type="dxa" w:w="60"/>
+              <w:left w:type="dxa" w:w="100"/>
+              <w:bottom w:type="dxa" w:w="60"/>
+              <w:right w:type="dxa" w:w="100"/>
+            </w:tcMar>
+          </w:tcPr>
+          <w:p>
+            <w:pPr>
+              <w:spacing w:after="0" w:before="0"/>
+            </w:pPr>
+            <w:r>
+              <w:rPr>
+                <w:b/>
+                <w:bCs/>
+                <w:color w:val="0F2B3C"/>
+                <w:sz w:val="16"/>
+                <w:szCs w:val="16"/>
+              </w:rPr>
+              <w:t xml:space="preserve">CORE PROBLEM / GIVEN REPRESENTATION</w:t>
+            </w:r>
+          </w:p>
+        </w:tc>
+        <w:tc>
+          <w:tcPr>
+            <w:tcW w:type="dxa" w:w="3560"/>
+            <w:shd w:fill="EEF4F8" w:color="auto" w:val="clear"/>
+            <w:tcMar>
+              <w:top w:type="dxa" w:w="60"/>
+              <w:left w:type="dxa" w:w="100"/>
+              <w:bottom w:type="dxa" w:w="60"/>
+              <w:right w:type="dxa" w:w="100"/>
+            </w:tcMar>
+          </w:tcPr>
+          <w:p>
+            <w:pPr>
+              <w:spacing w:after="0" w:before="0"/>
+            </w:pPr>
+            <w:r>
+              <w:rPr>
+                <w:b/>
+                <w:bCs/>
+                <w:color w:val="0F2B3C"/>
+                <w:sz w:val="16"/>
+                <w:szCs w:val="16"/>
+              </w:rPr>
+              <w:t xml:space="preserve">WORKING SPACE / CALCULATION STEPS</w:t>
+            </w:r>
+          </w:p>
+        </w:tc>
+        <w:tc>
+          <w:tcPr>
+            <w:tcW w:type="dxa" w:w="3000"/>
+            <w:shd w:fill="FBF3E2" w:color="auto" w:val="clear"/>
+            <w:tcMar>
+              <w:top w:type="dxa" w:w="60"/>
+              <w:left w:type="dxa" w:w="100"/>
+              <w:bottom w:type="dxa" w:w="60"/>
+              <w:right w:type="dxa" w:w="100"/>
+            </w:tcMar>
+          </w:tcPr>
+          <w:p>
+            <w:pPr>
+              <w:spacing w:after="0" w:before="0"/>
+            </w:pPr>
+            <w:r>
+              <w:rPr>
+                <w:b/>
+                <w:bCs/>
+                <w:color w:val="7A5400"/>
+                <w:sz w:val="16"/>
+                <w:szCs w:val="16"/>
+              </w:rPr>
+              <w:t xml:space="preserve">EXPLAIN YOUR REASONING</w:t>
+            </w:r>
+          </w:p>
+        </w:tc>
+      </w:tr>
+      <w:tr>
+        <w:trPr>
+          <w:cantSplit/>
+        </w:trPr>
+        <w:tc>
+          <w:tcPr>
+            <w:tcW w:type="dxa" w:w="2800"/>
+            <w:tcMar>
+              <w:top w:type="dxa" w:w="80"/>
+              <w:left w:type="dxa" w:w="100"/>
+              <w:bottom w:type="dxa" w:w="80"/>
+              <w:right w:type="dxa" w:w="100"/>
+            </w:tcMar>
+            <w:vAlign w:val="top"/>
+          </w:tcPr>
+          <w:p>
+            <w:pPr>
+              <w:spacing w:after="40" w:before="0"/>
+            </w:pPr>
+            <w:r>
+              <w:rPr>
+                <w:b/>
+                <w:bCs/>
+                <w:color w:val="0F2B3C"/>
+                <w:sz w:val="20"/>
+                <w:szCs w:val="20"/>
+              </w:rPr>
+              <w:t xml:space="preserve">2.  n = 3. What is 2 × n?</w:t>
+            </w:r>
+          </w:p>
+        </w:tc>
+        <w:tc>
+          <w:tcPr>
+            <w:tcW w:type="dxa" w:w="3560"/>
+            <w:tcMar>
+              <w:top w:type="dxa" w:w="80"/>
+              <w:left w:type="dxa" w:w="100"/>
+              <w:bottom w:type="dxa" w:w="80"/>
+              <w:right w:type="dxa" w:w="100"/>
+            </w:tcMar>
+            <w:vAlign w:val="top"/>
+          </w:tcPr>
+          <w:p>
+            <w:pPr>
+              <w:spacing w:after="50" w:before="0"/>
+            </w:pPr>
+            <w:r>
+              <w:rPr>
+                <w:color w:val="BBBBBB"/>
+                <w:sz w:val="18"/>
+                <w:szCs w:val="18"/>
+              </w:rPr>
+              <w:t xml:space="preserve">____________________________</w:t>
+            </w:r>
+          </w:p>
+          <w:p>
+            <w:pPr>
+              <w:spacing w:after="50" w:before="0"/>
+            </w:pPr>
+            <w:r>
+              <w:rPr>
+                <w:color w:val="BBBBBB"/>
+                <w:sz w:val="18"/>
+                <w:szCs w:val="18"/>
+              </w:rPr>
+              <w:t xml:space="preserve">____________________________</w:t>
+            </w:r>
+          </w:p>
+          <w:p>
+            <w:pPr>
+              <w:spacing w:after="50" w:before="0"/>
+            </w:pPr>
+            <w:r>
+              <w:rPr>
+                <w:color w:val="BBBBBB"/>
+                <w:sz w:val="18"/>
+                <w:szCs w:val="18"/>
+              </w:rPr>
+              <w:t xml:space="preserve">____________________________</w:t>
+            </w:r>
+          </w:p>
+          <w:p>
+            <w:pPr>
+              <w:spacing w:after="50" w:before="0"/>
+            </w:pPr>
+            <w:r>
+              <w:rPr>
+                <w:color w:val="BBBBBB"/>
+                <w:sz w:val="18"/>
+                <w:szCs w:val="18"/>
+              </w:rPr>
+              <w:t xml:space="preserve">____________________________</w:t>
+            </w:r>
+          </w:p>
+        </w:tc>
+        <w:tc>
+          <w:tcPr>
+            <w:tcW w:type="dxa" w:w="3000"/>
+            <w:shd w:fill="FBF3E2" w:color="auto" w:val="clear"/>
+            <w:tcMar>
+              <w:top w:type="dxa" w:w="80"/>
+              <w:left w:type="dxa" w:w="100"/>
+              <w:bottom w:type="dxa" w:w="80"/>
+              <w:right w:type="dxa" w:w="100"/>
+            </w:tcMar>
+            <w:vAlign w:val="top"/>
+          </w:tcPr>
+          <w:p>
+            <w:pPr>
+              <w:spacing w:after="30" w:before="0"/>
+            </w:pPr>
+            <w:r>
+              <w:rPr>
+                <w:b/>
+                <w:bCs/>
+                <w:color w:val="0F2B3C"/>
+                <w:sz w:val="18"/>
+                <w:szCs w:val="18"/>
+              </w:rPr>
+              <w:t xml:space="preserve">Because... ________________</w:t>
+            </w:r>
+          </w:p>
+          <w:p>
+            <w:pPr>
+              <w:spacing w:after="50" w:before="0"/>
+            </w:pPr>
+            <w:r>
+              <w:rPr>
+                <w:color w:val="BBBBBB"/>
+                <w:sz w:val="18"/>
+                <w:szCs w:val="18"/>
+              </w:rPr>
+              <w:t xml:space="preserve">____________________________</w:t>
+            </w:r>
+          </w:p>
+          <w:p>
+            <w:pPr>
+              <w:spacing w:after="30" w:before="40"/>
+            </w:pPr>
+            <w:r>
+              <w:rPr>
+                <w:b/>
+                <w:bCs/>
+                <w:color w:val="1A6FB5"/>
+                <w:sz w:val="18"/>
+                <w:szCs w:val="18"/>
+              </w:rPr>
+              <w:t xml:space="preserve">Although... _______________</w:t>
+            </w:r>
+          </w:p>
+          <w:p>
+            <w:pPr>
+              <w:spacing w:after="50" w:before="0"/>
+            </w:pPr>
+            <w:r>
+              <w:rPr>
+                <w:color w:val="BBBBBB"/>
+                <w:sz w:val="18"/>
+                <w:szCs w:val="18"/>
+              </w:rPr>
+              <w:t xml:space="preserve">____________________________</w:t>
+            </w:r>
+          </w:p>
+          <w:p>
+            <w:pPr>
+              <w:spacing w:after="30" w:before="40"/>
+            </w:pPr>
+            <w:r>
+              <w:rPr>
+                <w:b/>
+                <w:bCs/>
+                <w:color w:val="7A5400"/>
+                <w:sz w:val="18"/>
+                <w:szCs w:val="18"/>
+              </w:rPr>
+              <w:t xml:space="preserve">Therefore... ______________</w:t>
+            </w:r>
+          </w:p>
+          <w:p>
+            <w:pPr>
+              <w:spacing w:after="50" w:before="0"/>
+            </w:pPr>
+            <w:r>
+              <w:rPr>
+                <w:color w:val="BBBBBB"/>
+                <w:sz w:val="18"/>
+                <w:szCs w:val="18"/>
+              </w:rPr>
+              <w:t xml:space="preserve">____________________________</w:t>
+            </w:r>
+          </w:p>
+        </w:tc>
+      </w:tr>
+    </w:tbl>
+    <w:p>
+      <w:pPr>
+        <w:spacing w:after="60" w:before="0"/>
+      </w:pPr>
+      <w:r>
+        <w:t xml:space="preserve"/>
+      </w:r>
+    </w:p>
+    <w:tbl>
+      <w:tblPr>
+        <w:tblW w:type="dxa" w:w="9360"/>
+        <w:tblBorders>
+          <w:top w:val="single" w:color="C7D2DD" w:sz="6"/>
+          <w:left w:val="single" w:color="C7D2DD" w:sz="6"/>
+          <w:bottom w:val="single" w:color="C7D2DD" w:sz="6"/>
+          <w:right w:val="single" w:color="C7D2DD" w:sz="6"/>
+          <w:insideH w:val="single" w:color="C7D2DD" w:sz="6"/>
+          <w:insideV w:val="single" w:color="C7D2DD" w:sz="6"/>
+        </w:tblBorders>
+      </w:tblPr>
+      <w:tblGrid>
+        <w:gridCol w:w="2800"/>
+        <w:gridCol w:w="3560"/>
+        <w:gridCol w:w="3000"/>
+      </w:tblGrid>
+      <w:tr>
+        <w:trPr>
+          <w:cantSplit/>
+          <w:tblHeader/>
+        </w:trPr>
+        <w:tc>
+          <w:tcPr>
+            <w:tcW w:type="dxa" w:w="2800"/>
+            <w:shd w:fill="EEF4F8" w:color="auto" w:val="clear"/>
+            <w:tcMar>
+              <w:top w:type="dxa" w:w="60"/>
+              <w:left w:type="dxa" w:w="100"/>
+              <w:bottom w:type="dxa" w:w="60"/>
+              <w:right w:type="dxa" w:w="100"/>
+            </w:tcMar>
+          </w:tcPr>
+          <w:p>
+            <w:pPr>
+              <w:spacing w:after="0" w:before="0"/>
+            </w:pPr>
+            <w:r>
+              <w:rPr>
+                <w:b/>
+                <w:bCs/>
+                <w:color w:val="0F2B3C"/>
+                <w:sz w:val="16"/>
+                <w:szCs w:val="16"/>
+              </w:rPr>
+              <w:t xml:space="preserve">CORE PROBLEM / GIVEN REPRESENTATION</w:t>
+            </w:r>
+          </w:p>
+        </w:tc>
+        <w:tc>
+          <w:tcPr>
+            <w:tcW w:type="dxa" w:w="3560"/>
+            <w:shd w:fill="EEF4F8" w:color="auto" w:val="clear"/>
+            <w:tcMar>
+              <w:top w:type="dxa" w:w="60"/>
+              <w:left w:type="dxa" w:w="100"/>
+              <w:bottom w:type="dxa" w:w="60"/>
+              <w:right w:type="dxa" w:w="100"/>
+            </w:tcMar>
+          </w:tcPr>
+          <w:p>
+            <w:pPr>
+              <w:spacing w:after="0" w:before="0"/>
+            </w:pPr>
+            <w:r>
+              <w:rPr>
+                <w:b/>
+                <w:bCs/>
+                <w:color w:val="0F2B3C"/>
+                <w:sz w:val="16"/>
+                <w:szCs w:val="16"/>
+              </w:rPr>
+              <w:t xml:space="preserve">WORKING SPACE / CALCULATION STEPS</w:t>
+            </w:r>
+          </w:p>
+        </w:tc>
+        <w:tc>
+          <w:tcPr>
+            <w:tcW w:type="dxa" w:w="3000"/>
+            <w:shd w:fill="FBF3E2" w:color="auto" w:val="clear"/>
+            <w:tcMar>
+              <w:top w:type="dxa" w:w="60"/>
+              <w:left w:type="dxa" w:w="100"/>
+              <w:bottom w:type="dxa" w:w="60"/>
+              <w:right w:type="dxa" w:w="100"/>
+            </w:tcMar>
+          </w:tcPr>
+          <w:p>
+            <w:pPr>
+              <w:spacing w:after="0" w:before="0"/>
+            </w:pPr>
+            <w:r>
+              <w:rPr>
+                <w:b/>
+                <w:bCs/>
+                <w:color w:val="7A5400"/>
+                <w:sz w:val="16"/>
+                <w:szCs w:val="16"/>
+              </w:rPr>
+              <w:t xml:space="preserve">EXPLAIN YOUR REASONING</w:t>
+            </w:r>
+          </w:p>
+        </w:tc>
+      </w:tr>
+      <w:tr>
+        <w:trPr>
+          <w:cantSplit/>
+        </w:trPr>
+        <w:tc>
+          <w:tcPr>
+            <w:tcW w:type="dxa" w:w="2800"/>
+            <w:tcMar>
+              <w:top w:type="dxa" w:w="80"/>
+              <w:left w:type="dxa" w:w="100"/>
+              <w:bottom w:type="dxa" w:w="80"/>
+              <w:right w:type="dxa" w:w="100"/>
+            </w:tcMar>
+            <w:vAlign w:val="top"/>
+          </w:tcPr>
+          <w:p>
+            <w:pPr>
+              <w:spacing w:after="40" w:before="0"/>
+            </w:pPr>
+            <w:r>
+              <w:rPr>
+                <w:b/>
+                <w:bCs/>
+                <w:color w:val="0F2B3C"/>
+                <w:sz w:val="20"/>
+                <w:szCs w:val="20"/>
+              </w:rPr>
+              <w:t xml:space="preserve">3.  n = 4. What is 2 × n + 1? (multiply first)</w:t>
+            </w:r>
+          </w:p>
+        </w:tc>
+        <w:tc>
+          <w:tcPr>
+            <w:tcW w:type="dxa" w:w="3560"/>
+            <w:tcMar>
+              <w:top w:type="dxa" w:w="80"/>
+              <w:left w:type="dxa" w:w="100"/>
+              <w:bottom w:type="dxa" w:w="80"/>
+              <w:right w:type="dxa" w:w="100"/>
+            </w:tcMar>
+            <w:vAlign w:val="top"/>
+          </w:tcPr>
+          <w:p>
+            <w:pPr>
+              <w:spacing w:after="50" w:before="0"/>
+            </w:pPr>
+            <w:r>
+              <w:rPr>
+                <w:color w:val="BBBBBB"/>
+                <w:sz w:val="18"/>
+                <w:szCs w:val="18"/>
+              </w:rPr>
+              <w:t xml:space="preserve">____________________________</w:t>
+            </w:r>
+          </w:p>
+          <w:p>
+            <w:pPr>
+              <w:spacing w:after="50" w:before="0"/>
+            </w:pPr>
+            <w:r>
+              <w:rPr>
+                <w:color w:val="BBBBBB"/>
+                <w:sz w:val="18"/>
+                <w:szCs w:val="18"/>
+              </w:rPr>
+              <w:t xml:space="preserve">____________________________</w:t>
+            </w:r>
+          </w:p>
+          <w:p>
+            <w:pPr>
+              <w:spacing w:after="50" w:before="0"/>
+            </w:pPr>
+            <w:r>
+              <w:rPr>
+                <w:color w:val="BBBBBB"/>
+                <w:sz w:val="18"/>
+                <w:szCs w:val="18"/>
+              </w:rPr>
+              <w:t xml:space="preserve">____________________________</w:t>
+            </w:r>
+          </w:p>
+          <w:p>
+            <w:pPr>
+              <w:spacing w:after="50" w:before="0"/>
+            </w:pPr>
+            <w:r>
+              <w:rPr>
+                <w:color w:val="BBBBBB"/>
+                <w:sz w:val="18"/>
+                <w:szCs w:val="18"/>
+              </w:rPr>
+              <w:t xml:space="preserve">____________________________</w:t>
+            </w:r>
+          </w:p>
+        </w:tc>
+        <w:tc>
+          <w:tcPr>
+            <w:tcW w:type="dxa" w:w="3000"/>
+            <w:shd w:fill="FBF3E2" w:color="auto" w:val="clear"/>
+            <w:tcMar>
+              <w:top w:type="dxa" w:w="80"/>
+              <w:left w:type="dxa" w:w="100"/>
+              <w:bottom w:type="dxa" w:w="80"/>
+              <w:right w:type="dxa" w:w="100"/>
+            </w:tcMar>
+            <w:vAlign w:val="top"/>
+          </w:tcPr>
+          <w:p>
+            <w:pPr>
+              <w:spacing w:after="30" w:before="0"/>
+            </w:pPr>
+            <w:r>
+              <w:rPr>
+                <w:b/>
+                <w:bCs/>
+                <w:color w:val="0F2B3C"/>
+                <w:sz w:val="18"/>
+                <w:szCs w:val="18"/>
+              </w:rPr>
+              <w:t xml:space="preserve">Because... ________________</w:t>
+            </w:r>
+          </w:p>
+          <w:p>
+            <w:pPr>
+              <w:spacing w:after="50" w:before="0"/>
+            </w:pPr>
+            <w:r>
+              <w:rPr>
+                <w:color w:val="BBBBBB"/>
+                <w:sz w:val="18"/>
+                <w:szCs w:val="18"/>
+              </w:rPr>
+              <w:t xml:space="preserve">____________________________</w:t>
+            </w:r>
+          </w:p>
+          <w:p>
+            <w:pPr>
+              <w:spacing w:after="30" w:before="40"/>
+            </w:pPr>
+            <w:r>
+              <w:rPr>
+                <w:b/>
+                <w:bCs/>
+                <w:color w:val="1A6FB5"/>
+                <w:sz w:val="18"/>
+                <w:szCs w:val="18"/>
+              </w:rPr>
+              <w:t xml:space="preserve">Although... _______________</w:t>
+            </w:r>
+          </w:p>
+          <w:p>
+            <w:pPr>
+              <w:spacing w:after="50" w:before="0"/>
+            </w:pPr>
+            <w:r>
+              <w:rPr>
+                <w:color w:val="BBBBBB"/>
+                <w:sz w:val="18"/>
+                <w:szCs w:val="18"/>
+              </w:rPr>
+              <w:t xml:space="preserve">____________________________</w:t>
+            </w:r>
+          </w:p>
+          <w:p>
+            <w:pPr>
+              <w:spacing w:after="30" w:before="40"/>
+            </w:pPr>
+            <w:r>
+              <w:rPr>
+                <w:b/>
+                <w:bCs/>
+                <w:color w:val="7A5400"/>
+                <w:sz w:val="18"/>
+                <w:szCs w:val="18"/>
+              </w:rPr>
+              <w:t xml:space="preserve">Therefore... ______________</w:t>
+            </w:r>
+          </w:p>
+          <w:p>
+            <w:pPr>
+              <w:spacing w:after="50" w:before="0"/>
+            </w:pPr>
+            <w:r>
+              <w:rPr>
+                <w:color w:val="BBBBBB"/>
+                <w:sz w:val="18"/>
+                <w:szCs w:val="18"/>
+              </w:rPr>
+              <w:t xml:space="preserve">____________________________</w:t>
+            </w:r>
+          </w:p>
+        </w:tc>
+      </w:tr>
+    </w:tbl>
+    <w:p>
+      <w:pPr>
+        <w:spacing w:after="60" w:before="0"/>
+      </w:pPr>
+      <w:r>
+        <w:t xml:space="preserve"/>
       </w:r>
     </w:p>
     <w:p>
@@ -323,50 +3273,616 @@
         <w:t xml:space="preserve">Warm up straight into evaluating.</w:t>
       </w:r>
     </w:p>
-    <w:p>
-      <w:pPr>
-        <w:spacing w:after="40" w:before="0"/>
-      </w:pPr>
-      <w:r>
-        <w:rPr>
-          <w:sz w:val="22"/>
-          <w:szCs w:val="22"/>
-        </w:rPr>
-        <w:t xml:space="preserve">1.  x = 5. What is 3 × x − 2?</w:t>
-      </w:r>
-    </w:p>
-    <w:p>
-      <w:pPr>
-        <w:spacing w:after="80" w:before="0"/>
-      </w:pPr>
-      <w:r>
-        <w:rPr>
-          <w:color w:val="BBBBBB"/>
-        </w:rPr>
-        <w:t xml:space="preserve">____________________________________________________</w:t>
-      </w:r>
-    </w:p>
-    <w:p>
-      <w:pPr>
-        <w:spacing w:after="40" w:before="0"/>
-      </w:pPr>
-      <w:r>
-        <w:rPr>
-          <w:sz w:val="22"/>
-          <w:szCs w:val="22"/>
-        </w:rPr>
-        <w:t xml:space="preserve">2.  x = 6. What is x ÷ 2 + 4?</w:t>
-      </w:r>
-    </w:p>
-    <w:p>
-      <w:pPr>
-        <w:spacing w:after="80" w:before="0"/>
-      </w:pPr>
-      <w:r>
-        <w:rPr>
-          <w:color w:val="BBBBBB"/>
-        </w:rPr>
-        <w:t xml:space="preserve">____________________________________________________</w:t>
+    <w:tbl>
+      <w:tblPr>
+        <w:tblW w:type="dxa" w:w="9360"/>
+        <w:tblBorders>
+          <w:top w:val="single" w:color="C7D2DD" w:sz="6"/>
+          <w:left w:val="single" w:color="C7D2DD" w:sz="6"/>
+          <w:bottom w:val="single" w:color="C7D2DD" w:sz="6"/>
+          <w:right w:val="single" w:color="C7D2DD" w:sz="6"/>
+          <w:insideH w:val="single" w:color="C7D2DD" w:sz="6"/>
+          <w:insideV w:val="single" w:color="C7D2DD" w:sz="6"/>
+        </w:tblBorders>
+      </w:tblPr>
+      <w:tblGrid>
+        <w:gridCol w:w="2800"/>
+        <w:gridCol w:w="3560"/>
+        <w:gridCol w:w="3000"/>
+      </w:tblGrid>
+      <w:tr>
+        <w:trPr>
+          <w:cantSplit/>
+          <w:tblHeader/>
+        </w:trPr>
+        <w:tc>
+          <w:tcPr>
+            <w:tcW w:type="dxa" w:w="2800"/>
+            <w:shd w:fill="EEF4F8" w:color="auto" w:val="clear"/>
+            <w:tcMar>
+              <w:top w:type="dxa" w:w="60"/>
+              <w:left w:type="dxa" w:w="100"/>
+              <w:bottom w:type="dxa" w:w="60"/>
+              <w:right w:type="dxa" w:w="100"/>
+            </w:tcMar>
+          </w:tcPr>
+          <w:p>
+            <w:pPr>
+              <w:spacing w:after="0" w:before="0"/>
+            </w:pPr>
+            <w:r>
+              <w:rPr>
+                <w:b/>
+                <w:bCs/>
+                <w:color w:val="0F2B3C"/>
+                <w:sz w:val="16"/>
+                <w:szCs w:val="16"/>
+              </w:rPr>
+              <w:t xml:space="preserve">CORE PROBLEM / GIVEN REPRESENTATION</w:t>
+            </w:r>
+          </w:p>
+        </w:tc>
+        <w:tc>
+          <w:tcPr>
+            <w:tcW w:type="dxa" w:w="3560"/>
+            <w:shd w:fill="EEF4F8" w:color="auto" w:val="clear"/>
+            <w:tcMar>
+              <w:top w:type="dxa" w:w="60"/>
+              <w:left w:type="dxa" w:w="100"/>
+              <w:bottom w:type="dxa" w:w="60"/>
+              <w:right w:type="dxa" w:w="100"/>
+            </w:tcMar>
+          </w:tcPr>
+          <w:p>
+            <w:pPr>
+              <w:spacing w:after="0" w:before="0"/>
+            </w:pPr>
+            <w:r>
+              <w:rPr>
+                <w:b/>
+                <w:bCs/>
+                <w:color w:val="0F2B3C"/>
+                <w:sz w:val="16"/>
+                <w:szCs w:val="16"/>
+              </w:rPr>
+              <w:t xml:space="preserve">WORKING SPACE / CALCULATION STEPS</w:t>
+            </w:r>
+          </w:p>
+        </w:tc>
+        <w:tc>
+          <w:tcPr>
+            <w:tcW w:type="dxa" w:w="3000"/>
+            <w:shd w:fill="FBF3E2" w:color="auto" w:val="clear"/>
+            <w:tcMar>
+              <w:top w:type="dxa" w:w="60"/>
+              <w:left w:type="dxa" w:w="100"/>
+              <w:bottom w:type="dxa" w:w="60"/>
+              <w:right w:type="dxa" w:w="100"/>
+            </w:tcMar>
+          </w:tcPr>
+          <w:p>
+            <w:pPr>
+              <w:spacing w:after="0" w:before="0"/>
+            </w:pPr>
+            <w:r>
+              <w:rPr>
+                <w:b/>
+                <w:bCs/>
+                <w:color w:val="7A5400"/>
+                <w:sz w:val="16"/>
+                <w:szCs w:val="16"/>
+              </w:rPr>
+              <w:t xml:space="preserve">EXPLAIN YOUR REASONING</w:t>
+            </w:r>
+          </w:p>
+        </w:tc>
+      </w:tr>
+      <w:tr>
+        <w:trPr>
+          <w:cantSplit/>
+        </w:trPr>
+        <w:tc>
+          <w:tcPr>
+            <w:tcW w:type="dxa" w:w="2800"/>
+            <w:tcMar>
+              <w:top w:type="dxa" w:w="80"/>
+              <w:left w:type="dxa" w:w="100"/>
+              <w:bottom w:type="dxa" w:w="80"/>
+              <w:right w:type="dxa" w:w="100"/>
+            </w:tcMar>
+            <w:vAlign w:val="top"/>
+          </w:tcPr>
+          <w:p>
+            <w:pPr>
+              <w:spacing w:after="40" w:before="0"/>
+            </w:pPr>
+            <w:r>
+              <w:rPr>
+                <w:b/>
+                <w:bCs/>
+                <w:color w:val="0F2B3C"/>
+                <w:sz w:val="20"/>
+                <w:szCs w:val="20"/>
+              </w:rPr>
+              <w:t xml:space="preserve">1.  x = 5. What is 3 × x − 2?</w:t>
+            </w:r>
+          </w:p>
+        </w:tc>
+        <w:tc>
+          <w:tcPr>
+            <w:tcW w:type="dxa" w:w="3560"/>
+            <w:tcMar>
+              <w:top w:type="dxa" w:w="80"/>
+              <w:left w:type="dxa" w:w="100"/>
+              <w:bottom w:type="dxa" w:w="80"/>
+              <w:right w:type="dxa" w:w="100"/>
+            </w:tcMar>
+            <w:vAlign w:val="top"/>
+          </w:tcPr>
+          <w:p>
+            <w:pPr>
+              <w:spacing w:after="50" w:before="0"/>
+            </w:pPr>
+            <w:r>
+              <w:rPr>
+                <w:color w:val="BBBBBB"/>
+                <w:sz w:val="18"/>
+                <w:szCs w:val="18"/>
+              </w:rPr>
+              <w:t xml:space="preserve">____________________________</w:t>
+            </w:r>
+          </w:p>
+          <w:p>
+            <w:pPr>
+              <w:spacing w:after="50" w:before="0"/>
+            </w:pPr>
+            <w:r>
+              <w:rPr>
+                <w:color w:val="BBBBBB"/>
+                <w:sz w:val="18"/>
+                <w:szCs w:val="18"/>
+              </w:rPr>
+              <w:t xml:space="preserve">____________________________</w:t>
+            </w:r>
+          </w:p>
+          <w:p>
+            <w:pPr>
+              <w:spacing w:after="50" w:before="0"/>
+            </w:pPr>
+            <w:r>
+              <w:rPr>
+                <w:color w:val="BBBBBB"/>
+                <w:sz w:val="18"/>
+                <w:szCs w:val="18"/>
+              </w:rPr>
+              <w:t xml:space="preserve">____________________________</w:t>
+            </w:r>
+          </w:p>
+          <w:p>
+            <w:pPr>
+              <w:spacing w:after="50" w:before="0"/>
+            </w:pPr>
+            <w:r>
+              <w:rPr>
+                <w:color w:val="BBBBBB"/>
+                <w:sz w:val="18"/>
+                <w:szCs w:val="18"/>
+              </w:rPr>
+              <w:t xml:space="preserve">____________________________</w:t>
+            </w:r>
+          </w:p>
+        </w:tc>
+        <w:tc>
+          <w:tcPr>
+            <w:tcW w:type="dxa" w:w="3000"/>
+            <w:shd w:fill="FBF3E2" w:color="auto" w:val="clear"/>
+            <w:tcMar>
+              <w:top w:type="dxa" w:w="80"/>
+              <w:left w:type="dxa" w:w="100"/>
+              <w:bottom w:type="dxa" w:w="80"/>
+              <w:right w:type="dxa" w:w="100"/>
+            </w:tcMar>
+            <w:vAlign w:val="top"/>
+          </w:tcPr>
+          <w:p>
+            <w:pPr>
+              <w:spacing w:after="30" w:before="0"/>
+            </w:pPr>
+            <w:r>
+              <w:rPr>
+                <w:b/>
+                <w:bCs/>
+                <w:color w:val="0F2B3C"/>
+                <w:sz w:val="18"/>
+                <w:szCs w:val="18"/>
+              </w:rPr>
+              <w:t xml:space="preserve">Because... ________________</w:t>
+            </w:r>
+          </w:p>
+          <w:p>
+            <w:pPr>
+              <w:spacing w:after="50" w:before="0"/>
+            </w:pPr>
+            <w:r>
+              <w:rPr>
+                <w:color w:val="BBBBBB"/>
+                <w:sz w:val="18"/>
+                <w:szCs w:val="18"/>
+              </w:rPr>
+              <w:t xml:space="preserve">____________________________</w:t>
+            </w:r>
+          </w:p>
+          <w:p>
+            <w:pPr>
+              <w:spacing w:after="30" w:before="40"/>
+            </w:pPr>
+            <w:r>
+              <w:rPr>
+                <w:b/>
+                <w:bCs/>
+                <w:color w:val="1A6FB5"/>
+                <w:sz w:val="18"/>
+                <w:szCs w:val="18"/>
+              </w:rPr>
+              <w:t xml:space="preserve">Although... _______________</w:t>
+            </w:r>
+          </w:p>
+          <w:p>
+            <w:pPr>
+              <w:spacing w:after="50" w:before="0"/>
+            </w:pPr>
+            <w:r>
+              <w:rPr>
+                <w:color w:val="BBBBBB"/>
+                <w:sz w:val="18"/>
+                <w:szCs w:val="18"/>
+              </w:rPr>
+              <w:t xml:space="preserve">____________________________</w:t>
+            </w:r>
+          </w:p>
+          <w:p>
+            <w:pPr>
+              <w:spacing w:after="30" w:before="40"/>
+            </w:pPr>
+            <w:r>
+              <w:rPr>
+                <w:b/>
+                <w:bCs/>
+                <w:color w:val="7A5400"/>
+                <w:sz w:val="18"/>
+                <w:szCs w:val="18"/>
+              </w:rPr>
+              <w:t xml:space="preserve">Therefore... ______________</w:t>
+            </w:r>
+          </w:p>
+          <w:p>
+            <w:pPr>
+              <w:spacing w:after="50" w:before="0"/>
+            </w:pPr>
+            <w:r>
+              <w:rPr>
+                <w:color w:val="BBBBBB"/>
+                <w:sz w:val="18"/>
+                <w:szCs w:val="18"/>
+              </w:rPr>
+              <w:t xml:space="preserve">____________________________</w:t>
+            </w:r>
+          </w:p>
+        </w:tc>
+      </w:tr>
+    </w:tbl>
+    <w:p>
+      <w:pPr>
+        <w:spacing w:after="60" w:before="0"/>
+      </w:pPr>
+      <w:r>
+        <w:t xml:space="preserve"/>
+      </w:r>
+    </w:p>
+    <w:tbl>
+      <w:tblPr>
+        <w:tblW w:type="dxa" w:w="9360"/>
+        <w:tblBorders>
+          <w:top w:val="single" w:color="C7D2DD" w:sz="6"/>
+          <w:left w:val="single" w:color="C7D2DD" w:sz="6"/>
+          <w:bottom w:val="single" w:color="C7D2DD" w:sz="6"/>
+          <w:right w:val="single" w:color="C7D2DD" w:sz="6"/>
+          <w:insideH w:val="single" w:color="C7D2DD" w:sz="6"/>
+          <w:insideV w:val="single" w:color="C7D2DD" w:sz="6"/>
+        </w:tblBorders>
+      </w:tblPr>
+      <w:tblGrid>
+        <w:gridCol w:w="2800"/>
+        <w:gridCol w:w="3560"/>
+        <w:gridCol w:w="3000"/>
+      </w:tblGrid>
+      <w:tr>
+        <w:trPr>
+          <w:cantSplit/>
+          <w:tblHeader/>
+        </w:trPr>
+        <w:tc>
+          <w:tcPr>
+            <w:tcW w:type="dxa" w:w="2800"/>
+            <w:shd w:fill="EEF4F8" w:color="auto" w:val="clear"/>
+            <w:tcMar>
+              <w:top w:type="dxa" w:w="60"/>
+              <w:left w:type="dxa" w:w="100"/>
+              <w:bottom w:type="dxa" w:w="60"/>
+              <w:right w:type="dxa" w:w="100"/>
+            </w:tcMar>
+          </w:tcPr>
+          <w:p>
+            <w:pPr>
+              <w:spacing w:after="0" w:before="0"/>
+            </w:pPr>
+            <w:r>
+              <w:rPr>
+                <w:b/>
+                <w:bCs/>
+                <w:color w:val="0F2B3C"/>
+                <w:sz w:val="16"/>
+                <w:szCs w:val="16"/>
+              </w:rPr>
+              <w:t xml:space="preserve">CORE PROBLEM / GIVEN REPRESENTATION</w:t>
+            </w:r>
+          </w:p>
+        </w:tc>
+        <w:tc>
+          <w:tcPr>
+            <w:tcW w:type="dxa" w:w="3560"/>
+            <w:shd w:fill="EEF4F8" w:color="auto" w:val="clear"/>
+            <w:tcMar>
+              <w:top w:type="dxa" w:w="60"/>
+              <w:left w:type="dxa" w:w="100"/>
+              <w:bottom w:type="dxa" w:w="60"/>
+              <w:right w:type="dxa" w:w="100"/>
+            </w:tcMar>
+          </w:tcPr>
+          <w:p>
+            <w:pPr>
+              <w:spacing w:after="0" w:before="0"/>
+            </w:pPr>
+            <w:r>
+              <w:rPr>
+                <w:b/>
+                <w:bCs/>
+                <w:color w:val="0F2B3C"/>
+                <w:sz w:val="16"/>
+                <w:szCs w:val="16"/>
+              </w:rPr>
+              <w:t xml:space="preserve">WORKING SPACE / CALCULATION STEPS</w:t>
+            </w:r>
+          </w:p>
+        </w:tc>
+        <w:tc>
+          <w:tcPr>
+            <w:tcW w:type="dxa" w:w="3000"/>
+            <w:shd w:fill="FBF3E2" w:color="auto" w:val="clear"/>
+            <w:tcMar>
+              <w:top w:type="dxa" w:w="60"/>
+              <w:left w:type="dxa" w:w="100"/>
+              <w:bottom w:type="dxa" w:w="60"/>
+              <w:right w:type="dxa" w:w="100"/>
+            </w:tcMar>
+          </w:tcPr>
+          <w:p>
+            <w:pPr>
+              <w:spacing w:after="0" w:before="0"/>
+            </w:pPr>
+            <w:r>
+              <w:rPr>
+                <w:b/>
+                <w:bCs/>
+                <w:color w:val="7A5400"/>
+                <w:sz w:val="16"/>
+                <w:szCs w:val="16"/>
+              </w:rPr>
+              <w:t xml:space="preserve">EXPLAIN YOUR REASONING</w:t>
+            </w:r>
+          </w:p>
+        </w:tc>
+      </w:tr>
+      <w:tr>
+        <w:trPr>
+          <w:cantSplit/>
+        </w:trPr>
+        <w:tc>
+          <w:tcPr>
+            <w:tcW w:type="dxa" w:w="2800"/>
+            <w:tcMar>
+              <w:top w:type="dxa" w:w="80"/>
+              <w:left w:type="dxa" w:w="100"/>
+              <w:bottom w:type="dxa" w:w="80"/>
+              <w:right w:type="dxa" w:w="100"/>
+            </w:tcMar>
+            <w:vAlign w:val="top"/>
+          </w:tcPr>
+          <w:p>
+            <w:pPr>
+              <w:spacing w:after="40" w:before="0"/>
+            </w:pPr>
+            <w:r>
+              <w:rPr>
+                <w:b/>
+                <w:bCs/>
+                <w:color w:val="0F2B3C"/>
+                <w:sz w:val="20"/>
+                <w:szCs w:val="20"/>
+              </w:rPr>
+              <w:t xml:space="preserve">2.  x = 6. What is x ÷ 2 + 4?</w:t>
+            </w:r>
+          </w:p>
+        </w:tc>
+        <w:tc>
+          <w:tcPr>
+            <w:tcW w:type="dxa" w:w="3560"/>
+            <w:tcMar>
+              <w:top w:type="dxa" w:w="80"/>
+              <w:left w:type="dxa" w:w="100"/>
+              <w:bottom w:type="dxa" w:w="80"/>
+              <w:right w:type="dxa" w:w="100"/>
+            </w:tcMar>
+            <w:vAlign w:val="top"/>
+          </w:tcPr>
+          <w:p>
+            <w:pPr>
+              <w:spacing w:after="50" w:before="0"/>
+            </w:pPr>
+            <w:r>
+              <w:rPr>
+                <w:color w:val="BBBBBB"/>
+                <w:sz w:val="18"/>
+                <w:szCs w:val="18"/>
+              </w:rPr>
+              <w:t xml:space="preserve">____________________________</w:t>
+            </w:r>
+          </w:p>
+          <w:p>
+            <w:pPr>
+              <w:spacing w:after="50" w:before="0"/>
+            </w:pPr>
+            <w:r>
+              <w:rPr>
+                <w:color w:val="BBBBBB"/>
+                <w:sz w:val="18"/>
+                <w:szCs w:val="18"/>
+              </w:rPr>
+              <w:t xml:space="preserve">____________________________</w:t>
+            </w:r>
+          </w:p>
+          <w:p>
+            <w:pPr>
+              <w:spacing w:after="50" w:before="0"/>
+            </w:pPr>
+            <w:r>
+              <w:rPr>
+                <w:color w:val="BBBBBB"/>
+                <w:sz w:val="18"/>
+                <w:szCs w:val="18"/>
+              </w:rPr>
+              <w:t xml:space="preserve">____________________________</w:t>
+            </w:r>
+          </w:p>
+          <w:p>
+            <w:pPr>
+              <w:spacing w:after="50" w:before="0"/>
+            </w:pPr>
+            <w:r>
+              <w:rPr>
+                <w:color w:val="BBBBBB"/>
+                <w:sz w:val="18"/>
+                <w:szCs w:val="18"/>
+              </w:rPr>
+              <w:t xml:space="preserve">____________________________</w:t>
+            </w:r>
+          </w:p>
+        </w:tc>
+        <w:tc>
+          <w:tcPr>
+            <w:tcW w:type="dxa" w:w="3000"/>
+            <w:shd w:fill="FBF3E2" w:color="auto" w:val="clear"/>
+            <w:tcMar>
+              <w:top w:type="dxa" w:w="80"/>
+              <w:left w:type="dxa" w:w="100"/>
+              <w:bottom w:type="dxa" w:w="80"/>
+              <w:right w:type="dxa" w:w="100"/>
+            </w:tcMar>
+            <w:vAlign w:val="top"/>
+          </w:tcPr>
+          <w:p>
+            <w:pPr>
+              <w:spacing w:after="30" w:before="0"/>
+            </w:pPr>
+            <w:r>
+              <w:rPr>
+                <w:b/>
+                <w:bCs/>
+                <w:color w:val="0F2B3C"/>
+                <w:sz w:val="18"/>
+                <w:szCs w:val="18"/>
+              </w:rPr>
+              <w:t xml:space="preserve">Because... ________________</w:t>
+            </w:r>
+          </w:p>
+          <w:p>
+            <w:pPr>
+              <w:spacing w:after="50" w:before="0"/>
+            </w:pPr>
+            <w:r>
+              <w:rPr>
+                <w:color w:val="BBBBBB"/>
+                <w:sz w:val="18"/>
+                <w:szCs w:val="18"/>
+              </w:rPr>
+              <w:t xml:space="preserve">____________________________</w:t>
+            </w:r>
+          </w:p>
+          <w:p>
+            <w:pPr>
+              <w:spacing w:after="30" w:before="40"/>
+            </w:pPr>
+            <w:r>
+              <w:rPr>
+                <w:b/>
+                <w:bCs/>
+                <w:color w:val="1A6FB5"/>
+                <w:sz w:val="18"/>
+                <w:szCs w:val="18"/>
+              </w:rPr>
+              <w:t xml:space="preserve">Although... _______________</w:t>
+            </w:r>
+          </w:p>
+          <w:p>
+            <w:pPr>
+              <w:spacing w:after="50" w:before="0"/>
+            </w:pPr>
+            <w:r>
+              <w:rPr>
+                <w:color w:val="BBBBBB"/>
+                <w:sz w:val="18"/>
+                <w:szCs w:val="18"/>
+              </w:rPr>
+              <w:t xml:space="preserve">____________________________</w:t>
+            </w:r>
+          </w:p>
+          <w:p>
+            <w:pPr>
+              <w:spacing w:after="30" w:before="40"/>
+            </w:pPr>
+            <w:r>
+              <w:rPr>
+                <w:b/>
+                <w:bCs/>
+                <w:color w:val="7A5400"/>
+                <w:sz w:val="18"/>
+                <w:szCs w:val="18"/>
+              </w:rPr>
+              <w:t xml:space="preserve">Therefore... ______________</w:t>
+            </w:r>
+          </w:p>
+          <w:p>
+            <w:pPr>
+              <w:spacing w:after="50" w:before="0"/>
+            </w:pPr>
+            <w:r>
+              <w:rPr>
+                <w:color w:val="BBBBBB"/>
+                <w:sz w:val="18"/>
+                <w:szCs w:val="18"/>
+              </w:rPr>
+              <w:t xml:space="preserve">____________________________</w:t>
+            </w:r>
+          </w:p>
+        </w:tc>
+      </w:tr>
+    </w:tbl>
+    <w:p>
+      <w:pPr>
+        <w:spacing w:after="60" w:before="0"/>
+      </w:pPr>
+      <w:r>
+        <w:t xml:space="preserve"/>
       </w:r>
     </w:p>
     <w:p>
@@ -430,6 +3946,141 @@
         <w:t xml:space="preserve">____________________________________________________</w:t>
       </w:r>
     </w:p>
+    <w:tbl>
+      <w:tblPr>
+        <w:tblW w:type="dxa" w:w="9360"/>
+        <w:tblBorders>
+          <w:top w:val="single" w:color="C7D2DD" w:sz="6"/>
+          <w:left w:val="single" w:color="C7D2DD" w:sz="6"/>
+          <w:bottom w:val="single" w:color="C7D2DD" w:sz="6"/>
+          <w:right w:val="single" w:color="C7D2DD" w:sz="6"/>
+          <w:insideH w:val="single" w:color="C7D2DD" w:sz="6"/>
+          <w:insideV w:val="single" w:color="C7D2DD" w:sz="6"/>
+        </w:tblBorders>
+      </w:tblPr>
+      <w:tblGrid>
+        <w:gridCol w:w="3120"/>
+        <w:gridCol w:w="3120"/>
+        <w:gridCol w:w="3120"/>
+      </w:tblGrid>
+      <w:tr>
+        <w:trPr>
+          <w:cantSplit/>
+          <w:tblHeader/>
+        </w:trPr>
+        <w:tc>
+          <w:tcPr>
+            <w:tcW w:type="dxa" w:w="9360"/>
+            <w:gridSpan w:val="3"/>
+            <w:shd w:fill="EEF4F8" w:color="auto" w:val="clear"/>
+            <w:tcMar>
+              <w:top w:type="dxa" w:w="60"/>
+              <w:left w:type="dxa" w:w="100"/>
+              <w:bottom w:type="dxa" w:w="60"/>
+              <w:right w:type="dxa" w:w="100"/>
+            </w:tcMar>
+          </w:tcPr>
+          <w:p>
+            <w:pPr>
+              <w:spacing w:after="0" w:before="0"/>
+            </w:pPr>
+            <w:r>
+              <w:rPr>
+                <w:b/>
+                <w:bCs/>
+                <w:color w:val="0F2B3C"/>
+                <w:sz w:val="18"/>
+                <w:szCs w:val="18"/>
+              </w:rPr>
+              <w:t xml:space="preserve">EXIT CHECK · 3-POINT SELF-ASSESSMENT CHECKLIST</w:t>
+            </w:r>
+          </w:p>
+        </w:tc>
+      </w:tr>
+      <w:tr>
+        <w:trPr>
+          <w:cantSplit/>
+        </w:trPr>
+        <w:tc>
+          <w:tcPr>
+            <w:tcW w:type="dxa" w:w="3120"/>
+            <w:tcMar>
+              <w:top w:type="dxa" w:w="80"/>
+              <w:left w:type="dxa" w:w="100"/>
+              <w:bottom w:type="dxa" w:w="80"/>
+              <w:right w:type="dxa" w:w="100"/>
+            </w:tcMar>
+          </w:tcPr>
+          <w:p>
+            <w:pPr>
+              <w:spacing w:after="0" w:before="0"/>
+            </w:pPr>
+            <w:r>
+              <w:rPr>
+                <w:b/>
+                <w:bCs/>
+                <w:color w:val="0F2B3C"/>
+                <w:sz w:val="18"/>
+                <w:szCs w:val="18"/>
+              </w:rPr>
+              <w:t xml:space="preserve">☐ 1. Units &amp; Labels Verified</w:t>
+            </w:r>
+          </w:p>
+        </w:tc>
+        <w:tc>
+          <w:tcPr>
+            <w:tcW w:type="dxa" w:w="3120"/>
+            <w:tcMar>
+              <w:top w:type="dxa" w:w="80"/>
+              <w:left w:type="dxa" w:w="100"/>
+              <w:bottom w:type="dxa" w:w="80"/>
+              <w:right w:type="dxa" w:w="100"/>
+            </w:tcMar>
+          </w:tcPr>
+          <w:p>
+            <w:pPr>
+              <w:spacing w:after="0" w:before="0"/>
+            </w:pPr>
+            <w:r>
+              <w:rPr>
+                <w:b/>
+                <w:bCs/>
+                <w:color w:val="0F2B3C"/>
+                <w:sz w:val="18"/>
+                <w:szCs w:val="18"/>
+              </w:rPr>
+              <w:t xml:space="preserve">☐ 2. Reasoning Stated (Because / Although / Therefore)</w:t>
+            </w:r>
+          </w:p>
+        </w:tc>
+        <w:tc>
+          <w:tcPr>
+            <w:tcW w:type="dxa" w:w="3120"/>
+            <w:tcMar>
+              <w:top w:type="dxa" w:w="80"/>
+              <w:left w:type="dxa" w:w="100"/>
+              <w:bottom w:type="dxa" w:w="80"/>
+              <w:right w:type="dxa" w:w="100"/>
+            </w:tcMar>
+          </w:tcPr>
+          <w:p>
+            <w:pPr>
+              <w:spacing w:after="0" w:before="0"/>
+            </w:pPr>
+            <w:r>
+              <w:rPr>
+                <w:b/>
+                <w:bCs/>
+                <w:color w:val="0F2B3C"/>
+                <w:sz w:val="18"/>
+                <w:szCs w:val="18"/>
+              </w:rPr>
+              <w:t xml:space="preserve">☐ 3. Calculations Double-Checked</w:t>
+            </w:r>
+          </w:p>
+        </w:tc>
+      </w:tr>
+    </w:tbl>
     <w:p>
       <w:pPr>
         <w:spacing w:after="60" w:before="120"/>
